--- a/Статья 1(черновик).docx
+++ b/Статья 1(черновик).docx
@@ -31,8 +31,8 @@
           <w:szCs w:val="24"/>
         </w:rPr>
         <w:br/>
-        <w:t>Аннотация</w:t>
-      </w:r>
+      </w:r>
+      <w:proofErr w:type="gramStart"/>
       <w:r>
         <w:rPr>
           <w:rFonts w:ascii="Times New Roman" w:hAnsi="Times New Roman" w:cs="Times New Roman"/>
@@ -41,7 +41,7 @@
           <w:sz w:val="24"/>
           <w:szCs w:val="24"/>
         </w:rPr>
-        <w:t>:</w:t>
+        <w:t>Аннотация</w:t>
       </w:r>
       <w:r>
         <w:rPr>
@@ -51,11 +51,9 @@
           <w:sz w:val="24"/>
           <w:szCs w:val="24"/>
         </w:rPr>
-        <w:t>…</w:t>
-      </w:r>
-    </w:p>
-    <w:p>
-      <w:pPr>
+        <w:t>:</w:t>
+      </w:r>
+      <w:r>
         <w:rPr>
           <w:rFonts w:ascii="Times New Roman" w:hAnsi="Times New Roman" w:cs="Times New Roman"/>
           <w:b/>
@@ -63,8 +61,12 @@
           <w:sz w:val="24"/>
           <w:szCs w:val="24"/>
         </w:rPr>
-      </w:pPr>
-      <w:r>
+        <w:t>…</w:t>
+      </w:r>
+      <w:proofErr w:type="gramEnd"/>
+    </w:p>
+    <w:p>
+      <w:pPr>
         <w:rPr>
           <w:rFonts w:ascii="Times New Roman" w:hAnsi="Times New Roman" w:cs="Times New Roman"/>
           <w:b/>
@@ -72,8 +74,7 @@
           <w:sz w:val="24"/>
           <w:szCs w:val="24"/>
         </w:rPr>
-        <w:t>Ключевые слова</w:t>
-      </w:r>
+      </w:pPr>
       <w:r>
         <w:rPr>
           <w:rFonts w:ascii="Times New Roman" w:hAnsi="Times New Roman" w:cs="Times New Roman"/>
@@ -82,11 +83,10 @@
           <w:sz w:val="24"/>
           <w:szCs w:val="24"/>
         </w:rPr>
-        <w:t>:…</w:t>
-      </w:r>
-    </w:p>
-    <w:p>
-      <w:pPr>
+        <w:t xml:space="preserve">Ключевые </w:t>
+      </w:r>
+      <w:proofErr w:type="gramStart"/>
+      <w:r>
         <w:rPr>
           <w:rFonts w:ascii="Times New Roman" w:hAnsi="Times New Roman" w:cs="Times New Roman"/>
           <w:b/>
@@ -94,7 +94,8 @@
           <w:sz w:val="24"/>
           <w:szCs w:val="24"/>
         </w:rPr>
-      </w:pPr>
+        <w:t>слова</w:t>
+      </w:r>
       <w:r>
         <w:rPr>
           <w:rFonts w:ascii="Times New Roman" w:hAnsi="Times New Roman" w:cs="Times New Roman"/>
@@ -103,9 +104,12 @@
           <w:sz w:val="24"/>
           <w:szCs w:val="24"/>
         </w:rPr>
-        <w:t xml:space="preserve">1. </w:t>
-      </w:r>
-      <w:r>
+        <w:t>:…</w:t>
+      </w:r>
+      <w:proofErr w:type="gramEnd"/>
+    </w:p>
+    <w:p>
+      <w:pPr>
         <w:rPr>
           <w:rFonts w:ascii="Times New Roman" w:hAnsi="Times New Roman" w:cs="Times New Roman"/>
           <w:b/>
@@ -113,6 +117,25 @@
           <w:sz w:val="24"/>
           <w:szCs w:val="24"/>
         </w:rPr>
+      </w:pPr>
+      <w:r>
+        <w:rPr>
+          <w:rFonts w:ascii="Times New Roman" w:hAnsi="Times New Roman" w:cs="Times New Roman"/>
+          <w:b/>
+          <w:bCs/>
+          <w:sz w:val="24"/>
+          <w:szCs w:val="24"/>
+        </w:rPr>
+        <w:t xml:space="preserve">1. </w:t>
+      </w:r>
+      <w:r>
+        <w:rPr>
+          <w:rFonts w:ascii="Times New Roman" w:hAnsi="Times New Roman" w:cs="Times New Roman"/>
+          <w:b/>
+          <w:bCs/>
+          <w:sz w:val="24"/>
+          <w:szCs w:val="24"/>
+        </w:rPr>
         <w:t>Введение</w:t>
       </w:r>
     </w:p>
@@ -132,15 +155,6 @@
         </w:rPr>
         <w:t>Проблема коррозии технологического оборудования остается одной из наиболее актуальных в нефтеперерабатывающей промышленности, обуславливая существенные экономические потери и создавая серьезные риски для промышленной безопасности. Современные стратегии управления коррозией все активнее интегрируют методы машинного обучения (ML) и искусственного интеллекта, позволяющие перейти от реактивного к прогнозному обслуживанию.</w:t>
       </w:r>
-    </w:p>
-    <w:p>
-      <w:pPr>
-        <w:rPr>
-          <w:rFonts w:ascii="Times New Roman" w:hAnsi="Times New Roman" w:cs="Times New Roman"/>
-          <w:sz w:val="24"/>
-          <w:szCs w:val="24"/>
-        </w:rPr>
-      </w:pPr>
     </w:p>
     <w:p>
       <w:pPr>
@@ -292,7 +306,16 @@
           <w:sz w:val="24"/>
           <w:szCs w:val="24"/>
         </w:rPr>
-        <w:t>, ориентированный на построение моделей прогнозирования коррозии. В рамках работы решаются задачи автоматической детекции и устранения артефактов (таких как замены участков трубопроводов), агрегации данных по принципу «наихудшего сценария», а также создания новых признаков, таких как количественная оценка коррозионной стойкости материалов.</w:t>
+        <w:t xml:space="preserve">, ориентированный на построение моделей прогнозирования коррозии. </w:t>
+      </w:r>
+      <w:r>
+        <w:rPr>
+          <w:rFonts w:ascii="Times New Roman" w:hAnsi="Times New Roman" w:cs="Times New Roman"/>
+          <w:color w:val="FF0000"/>
+          <w:sz w:val="24"/>
+          <w:szCs w:val="24"/>
+        </w:rPr>
+        <w:t>В рамках работы решаются задачи автоматической детекции и устранения артефактов (таких как замены участков трубопроводов), агрегации данных по принципу «наихудшего сценария», а также создания новых признаков, таких как количественная оценка коррозионной стойкости материалов.</w:t>
       </w:r>
     </w:p>
     <w:p>
@@ -331,7 +354,10 @@
         <w:t>Данные неразрушающего контроля</w:t>
       </w:r>
       <w:r>
-        <w:t> представляют собой исторические записи ультразвуковых измерений толщины стенок с детализацией до уровня отдельных точек контроля (ММС – места измерения толщин). Массив данных включает дату измерения, фактическое и номинальное значения толщины, минимально допустимую толщину по проектным нормам, а также идентификаторы оборудования. Временная протяженность записей (до 15 лет) позволяет анализировать долгосрочную динамику деградации материала и определять скорость коррозии для каждого участка.</w:t>
+        <w:t xml:space="preserve"> </w:t>
+      </w:r>
+      <w:r>
+        <w:t>представляют собой исторические записи ультразвуковых измерений толщины стенок с детализацией до уровня отдельных точек контроля (ММС – места измерения толщин). Массив данных включает дату измерения, фактическое и номинальное значения толщины, минимально допустимую толщину по проектным нормам, а также идентификаторы оборудования. Временная протяженность записей (до 15 лет) позволяет анализировать долгосрочную динамику деградации материала и определять скорость коррозии для каждого участка.</w:t>
       </w:r>
     </w:p>
     <w:p>
@@ -348,7 +374,10 @@
         <w:t>Химико-технологические данные</w:t>
       </w:r>
       <w:r>
-        <w:t xml:space="preserve"> содержат детальный компонентный состав транспортируемых сред, выраженный в мольных процентах. В ходе анализа идентифицировано более </w:t>
+        <w:t xml:space="preserve"> </w:t>
+      </w:r>
+      <w:r>
+        <w:t xml:space="preserve">содержат детальный компонентный состав транспортируемых сред, выраженный в мольных процентах. В ходе анализа идентифицировано более </w:t>
       </w:r>
       <w:r>
         <w:t>50</w:t>
@@ -407,7 +436,10 @@
         <w:t>Конструкционно-справочные данные</w:t>
       </w:r>
       <w:r>
-        <w:t> включают исчерпывающие параметры элементов трубопроводов: марки сталей, геометрические характеристики (наружный и внутренний диаметры), рабочие параметры (температура и давление), а также типы соединений и компонентов. Эти данные являются ключевыми для установления корреляции между свойствами материала, режимом эксплуатации и интенсивностью коррозионных процессов.</w:t>
+        <w:t xml:space="preserve"> </w:t>
+      </w:r>
+      <w:r>
+        <w:t>включают исчерпывающие параметры элементов трубопроводов: марки сталей, геометрические характеристики, рабочие параметры (температура и давление), а также типы соединений и компонентов. Эти данные являются ключевыми для установления корреляции между свойствами материала, режимом эксплуатации и интенсивностью коррозионных процессов.</w:t>
       </w:r>
     </w:p>
     <w:p>
@@ -606,48 +638,115 @@
       <w:pPr>
         <w:rPr>
           <w:rFonts w:ascii="Times New Roman" w:eastAsia="Times New Roman" w:hAnsi="Times New Roman" w:cs="Times New Roman"/>
-          <w:kern w:val="0"/>
-          <w:sz w:val="24"/>
-          <w:szCs w:val="24"/>
-          <w:lang w:eastAsia="ru-RU"/>
-          <w14:ligatures w14:val="none"/>
-        </w:rPr>
-      </w:pPr>
-      <w:r>
-        <w:rPr>
-          <w:rFonts w:ascii="Times New Roman" w:eastAsia="Times New Roman" w:hAnsi="Times New Roman" w:cs="Times New Roman"/>
-          <w:kern w:val="0"/>
-          <w:sz w:val="24"/>
-          <w:szCs w:val="24"/>
-          <w:lang w:eastAsia="ru-RU"/>
-          <w14:ligatures w14:val="none"/>
-        </w:rPr>
-        <w:t>Отношение диаметра к толщине стенки является критическим параметром при оценке устойчивости трубопроводов к внешнему давлению согласно методикам API 579/ASME FFS-1</w:t>
-      </w:r>
-      <w:r>
-        <w:t xml:space="preserve"> </w:t>
-      </w:r>
-      <w:r>
-        <w:rPr>
-          <w:rFonts w:ascii="Times New Roman" w:eastAsia="Times New Roman" w:hAnsi="Times New Roman" w:cs="Times New Roman"/>
-          <w:kern w:val="0"/>
-          <w:sz w:val="24"/>
-          <w:szCs w:val="24"/>
-          <w:lang w:eastAsia="ru-RU"/>
-          <w14:ligatures w14:val="none"/>
-        </w:rPr>
-        <w:t>[2]</w:t>
-      </w:r>
-      <w:r>
-        <w:rPr>
-          <w:rFonts w:ascii="Times New Roman" w:eastAsia="Times New Roman" w:hAnsi="Times New Roman" w:cs="Times New Roman"/>
-          <w:kern w:val="0"/>
-          <w:sz w:val="24"/>
-          <w:szCs w:val="24"/>
-          <w:lang w:eastAsia="ru-RU"/>
-          <w14:ligatures w14:val="none"/>
-        </w:rPr>
-        <w:t>. Учитывая отсутствие прямых данных о скорости потока, данный параметр был включен в признаковое пространство как прокси-переменная, поскольку он непосредственно влияет на гидродинамические характеристики потока и, следовательно, на коррозионные процессы.</w:t>
+          <w:color w:val="FF0000"/>
+          <w:kern w:val="0"/>
+          <w:sz w:val="24"/>
+          <w:szCs w:val="24"/>
+          <w:lang w:eastAsia="ru-RU"/>
+          <w14:ligatures w14:val="none"/>
+        </w:rPr>
+      </w:pPr>
+      <w:r>
+        <w:rPr>
+          <w:rFonts w:ascii="Times New Roman" w:eastAsia="Times New Roman" w:hAnsi="Times New Roman" w:cs="Times New Roman"/>
+          <w:color w:val="FF0000"/>
+          <w:kern w:val="0"/>
+          <w:sz w:val="24"/>
+          <w:szCs w:val="24"/>
+          <w:lang w:eastAsia="ru-RU"/>
+          <w14:ligatures w14:val="none"/>
+        </w:rPr>
+        <w:t xml:space="preserve">Для </w:t>
+      </w:r>
+      <w:proofErr w:type="spellStart"/>
+      <w:r>
+        <w:rPr>
+          <w:rFonts w:ascii="Times New Roman" w:eastAsia="Times New Roman" w:hAnsi="Times New Roman" w:cs="Times New Roman"/>
+          <w:color w:val="FF0000"/>
+          <w:kern w:val="0"/>
+          <w:sz w:val="24"/>
+          <w:szCs w:val="24"/>
+          <w:lang w:eastAsia="ru-RU"/>
+          <w14:ligatures w14:val="none"/>
+        </w:rPr>
+        <w:t>избежания</w:t>
+      </w:r>
+      <w:proofErr w:type="spellEnd"/>
+      <w:r>
+        <w:rPr>
+          <w:rFonts w:ascii="Times New Roman" w:eastAsia="Times New Roman" w:hAnsi="Times New Roman" w:cs="Times New Roman"/>
+          <w:color w:val="FF0000"/>
+          <w:kern w:val="0"/>
+          <w:sz w:val="24"/>
+          <w:szCs w:val="24"/>
+          <w:lang w:eastAsia="ru-RU"/>
+          <w14:ligatures w14:val="none"/>
+        </w:rPr>
+        <w:t xml:space="preserve"> риска «переобучения» было </w:t>
+      </w:r>
+      <w:proofErr w:type="spellStart"/>
+      <w:r>
+        <w:rPr>
+          <w:rFonts w:ascii="Times New Roman" w:eastAsia="Times New Roman" w:hAnsi="Times New Roman" w:cs="Times New Roman"/>
+          <w:color w:val="FF0000"/>
+          <w:kern w:val="0"/>
+          <w:sz w:val="24"/>
+          <w:szCs w:val="24"/>
+          <w:lang w:eastAsia="ru-RU"/>
+          <w14:ligatures w14:val="none"/>
+        </w:rPr>
+        <w:t>добавдено</w:t>
+      </w:r>
+      <w:proofErr w:type="spellEnd"/>
+      <w:r>
+        <w:rPr>
+          <w:rFonts w:ascii="Times New Roman" w:eastAsia="Times New Roman" w:hAnsi="Times New Roman" w:cs="Times New Roman"/>
+          <w:color w:val="FF0000"/>
+          <w:kern w:val="0"/>
+          <w:sz w:val="24"/>
+          <w:szCs w:val="24"/>
+          <w:lang w:eastAsia="ru-RU"/>
+          <w14:ligatures w14:val="none"/>
+        </w:rPr>
+        <w:t xml:space="preserve"> разбиение признаков по категориям, данной процедуре были подвержены диаметры</w:t>
+      </w:r>
+      <w:proofErr w:type="gramStart"/>
+      <w:r>
+        <w:rPr>
+          <w:rFonts w:ascii="Times New Roman" w:eastAsia="Times New Roman" w:hAnsi="Times New Roman" w:cs="Times New Roman"/>
+          <w:color w:val="FF0000"/>
+          <w:kern w:val="0"/>
+          <w:sz w:val="24"/>
+          <w:szCs w:val="24"/>
+          <w:lang w:eastAsia="ru-RU"/>
+          <w14:ligatures w14:val="none"/>
+        </w:rPr>
+        <w:t xml:space="preserve">, </w:t>
+      </w:r>
+      <w:r>
+        <w:rPr>
+          <w:rFonts w:ascii="Times New Roman" w:eastAsia="Times New Roman" w:hAnsi="Times New Roman" w:cs="Times New Roman"/>
+          <w:color w:val="FF0000"/>
+          <w:kern w:val="0"/>
+          <w:sz w:val="24"/>
+          <w:szCs w:val="24"/>
+          <w:lang w:eastAsia="ru-RU"/>
+          <w14:ligatures w14:val="none"/>
+        </w:rPr>
+        <w:t>Нужно</w:t>
+      </w:r>
+      <w:proofErr w:type="gramEnd"/>
+      <w:r>
+        <w:rPr>
+          <w:rFonts w:ascii="Times New Roman" w:eastAsia="Times New Roman" w:hAnsi="Times New Roman" w:cs="Times New Roman"/>
+          <w:color w:val="FF0000"/>
+          <w:kern w:val="0"/>
+          <w:sz w:val="24"/>
+          <w:szCs w:val="24"/>
+          <w:lang w:eastAsia="ru-RU"/>
+          <w14:ligatures w14:val="none"/>
+        </w:rPr>
+        <w:t xml:space="preserve"> решить, буду ли я их описывать…</w:t>
       </w:r>
     </w:p>
     <w:p>
@@ -670,13 +769,97 @@
           <w:lang w:eastAsia="ru-RU"/>
           <w14:ligatures w14:val="none"/>
         </w:rPr>
-        <w:t>Дополнительно произведена систематическая классификация компонентов по типам (прямые участки, отводы, тройники, переходы) с присвоением уникальных идентификаторов для каждой категории. Данная классификация позволяет учитывать особенности коррозионного износа в зависимости от геометрии компонента и локальных гидродинамических условий.</w:t>
+        <w:t>Отношение диаметра к толщине стенки является критическим параметром при оценке устойчивости трубопроводов к внешнему давлению согласно методикам API 579/ASME FFS-1</w:t>
+      </w:r>
+      <w:r>
+        <w:t xml:space="preserve"> </w:t>
+      </w:r>
+      <w:r>
+        <w:rPr>
+          <w:rFonts w:ascii="Times New Roman" w:eastAsia="Times New Roman" w:hAnsi="Times New Roman" w:cs="Times New Roman"/>
+          <w:kern w:val="0"/>
+          <w:sz w:val="24"/>
+          <w:szCs w:val="24"/>
+          <w:lang w:eastAsia="ru-RU"/>
+          <w14:ligatures w14:val="none"/>
+        </w:rPr>
+        <w:t>[2]</w:t>
+      </w:r>
+      <w:r>
+        <w:rPr>
+          <w:rFonts w:ascii="Times New Roman" w:eastAsia="Times New Roman" w:hAnsi="Times New Roman" w:cs="Times New Roman"/>
+          <w:kern w:val="0"/>
+          <w:sz w:val="24"/>
+          <w:szCs w:val="24"/>
+          <w:lang w:eastAsia="ru-RU"/>
+          <w14:ligatures w14:val="none"/>
+        </w:rPr>
+        <w:t xml:space="preserve">. </w:t>
+      </w:r>
+      <w:r>
+        <w:rPr>
+          <w:rFonts w:ascii="Times New Roman" w:eastAsia="Times New Roman" w:hAnsi="Times New Roman" w:cs="Times New Roman"/>
+          <w:b/>
+          <w:bCs/>
+          <w:kern w:val="0"/>
+          <w:sz w:val="24"/>
+          <w:szCs w:val="24"/>
+          <w:lang w:eastAsia="ru-RU"/>
+          <w14:ligatures w14:val="none"/>
+        </w:rPr>
+        <w:t>Учитывая отсутствие прямых данных о скорости потока, данный параметр был включен в признаковое пространство как прокси-переменная, поскольку он непосредственно влияет</w:t>
+      </w:r>
+      <w:r>
+        <w:rPr>
+          <w:rFonts w:ascii="Times New Roman" w:eastAsia="Times New Roman" w:hAnsi="Times New Roman" w:cs="Times New Roman"/>
+          <w:kern w:val="0"/>
+          <w:sz w:val="24"/>
+          <w:szCs w:val="24"/>
+          <w:lang w:eastAsia="ru-RU"/>
+          <w14:ligatures w14:val="none"/>
+        </w:rPr>
+        <w:t xml:space="preserve"> на гидродинамические характеристики потока и, следовательно, на коррозионные процессы.</w:t>
       </w:r>
     </w:p>
     <w:p>
       <w:pPr>
         <w:rPr>
           <w:rFonts w:ascii="Times New Roman" w:eastAsia="Times New Roman" w:hAnsi="Times New Roman" w:cs="Times New Roman"/>
+          <w:kern w:val="0"/>
+          <w:sz w:val="24"/>
+          <w:szCs w:val="24"/>
+          <w:lang w:eastAsia="ru-RU"/>
+          <w14:ligatures w14:val="none"/>
+        </w:rPr>
+      </w:pPr>
+      <w:r>
+        <w:rPr>
+          <w:rFonts w:ascii="Times New Roman" w:eastAsia="Times New Roman" w:hAnsi="Times New Roman" w:cs="Times New Roman"/>
+          <w:kern w:val="0"/>
+          <w:sz w:val="24"/>
+          <w:szCs w:val="24"/>
+          <w:lang w:eastAsia="ru-RU"/>
+          <w14:ligatures w14:val="none"/>
+        </w:rPr>
+        <w:t xml:space="preserve">Дополнительно произведена систематическая классификация компонентов по типам (прямые участки, отводы, тройники, переходы) с присвоением уникальных идентификаторов для каждой категории. Данная классификация позволяет учитывать </w:t>
+      </w:r>
+      <w:r>
+        <w:rPr>
+          <w:rFonts w:ascii="Times New Roman" w:eastAsia="Times New Roman" w:hAnsi="Times New Roman" w:cs="Times New Roman"/>
+          <w:kern w:val="0"/>
+          <w:sz w:val="24"/>
+          <w:szCs w:val="24"/>
+          <w:lang w:eastAsia="ru-RU"/>
+          <w14:ligatures w14:val="none"/>
+        </w:rPr>
+        <w:lastRenderedPageBreak/>
+        <w:t>особенности коррозионного износа в зависимости от геометрии компонента и локальных гидродинамических условий.</w:t>
+      </w:r>
+    </w:p>
+    <w:p>
+      <w:pPr>
+        <w:rPr>
+          <w:rFonts w:ascii="Times New Roman" w:eastAsia="Times New Roman" w:hAnsi="Times New Roman" w:cs="Times New Roman"/>
           <w:b/>
           <w:bCs/>
           <w:kern w:val="0"/>
@@ -759,7 +942,6 @@
           <w:lang w:eastAsia="ru-RU"/>
           <w14:ligatures w14:val="none"/>
         </w:rPr>
-        <w:lastRenderedPageBreak/>
         <w:t xml:space="preserve">Первая проблема заключалась в наличии в исторических данных </w:t>
       </w:r>
       <w:proofErr w:type="spellStart"/>
@@ -838,8 +1020,14 @@
       <w:pPr>
         <w:pStyle w:val="ds-markdown-paragraph"/>
         <w:spacing w:before="240" w:beforeAutospacing="0" w:after="240" w:afterAutospacing="0"/>
-      </w:pPr>
-      <w:r>
+        <w:rPr>
+          <w:color w:val="FF0000"/>
+        </w:rPr>
+      </w:pPr>
+      <w:r>
+        <w:rPr>
+          <w:color w:val="FF0000"/>
+        </w:rPr>
         <w:t>Для детекции замен применяется алгоритм, основанный на анализе временных рядов измерений толщины. Событие замены идентифицируется при одновременном выполнении двух условий:</w:t>
       </w:r>
     </w:p>
@@ -850,11 +1038,20 @@
           <w:ilvl w:val="0"/>
           <w:numId w:val="1"/>
         </w:numPr>
-      </w:pPr>
-      <w:r>
+        <w:rPr>
+          <w:color w:val="FF0000"/>
+        </w:rPr>
+      </w:pPr>
+      <w:r>
+        <w:rPr>
+          <w:color w:val="FF0000"/>
+        </w:rPr>
         <w:t>Измеренная толщина возвращается к значению, составляющему не менее 95% от номинальной:</w:t>
       </w:r>
       <w:r>
+        <w:rPr>
+          <w:color w:val="FF0000"/>
+        </w:rPr>
         <w:br/>
       </w:r>
       <m:oMath>
@@ -862,6 +1059,7 @@
           <w:rPr>
             <w:rStyle w:val="mord"/>
             <w:rFonts w:ascii="Cambria Math" w:hAnsi="Cambria Math"/>
+            <w:color w:val="FF0000"/>
           </w:rPr>
           <m:t>Tn</m:t>
         </m:r>
@@ -869,6 +1067,7 @@
           <w:rPr>
             <w:rStyle w:val="vlist-s"/>
             <w:rFonts w:ascii="Cambria Math" w:hAnsi="Cambria Math"/>
+            <w:color w:val="FF0000"/>
           </w:rPr>
           <m:t>​</m:t>
         </m:r>
@@ -876,6 +1075,7 @@
           <w:rPr>
             <w:rStyle w:val="mrel"/>
             <w:rFonts w:ascii="Cambria Math" w:hAnsi="Cambria Math"/>
+            <w:color w:val="FF0000"/>
           </w:rPr>
           <m:t>≥</m:t>
         </m:r>
@@ -883,6 +1083,7 @@
           <w:rPr>
             <w:rStyle w:val="mord"/>
             <w:rFonts w:ascii="Cambria Math" w:hAnsi="Cambria Math"/>
+            <w:color w:val="FF0000"/>
           </w:rPr>
           <m:t>0.95</m:t>
         </m:r>
@@ -890,6 +1091,7 @@
           <w:rPr>
             <w:rStyle w:val="mbin"/>
             <w:rFonts w:ascii="Cambria Math" w:hAnsi="Cambria Math"/>
+            <w:color w:val="FF0000"/>
           </w:rPr>
           <m:t>⋅</m:t>
         </m:r>
@@ -897,7 +1099,7 @@
           <w:rPr>
             <w:rStyle w:val="mord"/>
             <w:rFonts w:ascii="Cambria Math" w:hAnsi="Cambria Math"/>
-            <w:color w:val="000000" w:themeColor="text1"/>
+            <w:color w:val="FF0000"/>
           </w:rPr>
           <m:t>Tnominal</m:t>
         </m:r>
@@ -905,7 +1107,7 @@
       <w:r>
         <w:rPr>
           <w:rStyle w:val="vlist-s"/>
-          <w:color w:val="F9FAFB"/>
+          <w:color w:val="FF0000"/>
         </w:rPr>
         <w:t>​</w:t>
       </w:r>
@@ -920,6 +1122,7 @@
         <w:rPr>
           <w:rStyle w:val="mord"/>
           <w:rFonts w:ascii="Times New Roman" w:eastAsia="Times New Roman" w:hAnsi="Times New Roman" w:cs="Times New Roman"/>
+          <w:color w:val="FF0000"/>
           <w:kern w:val="0"/>
           <w:sz w:val="24"/>
           <w:szCs w:val="24"/>
@@ -931,6 +1134,7 @@
       <w:r>
         <w:rPr>
           <w:rFonts w:ascii="Times New Roman" w:hAnsi="Times New Roman" w:cs="Times New Roman"/>
+          <w:color w:val="FF0000"/>
           <w:sz w:val="24"/>
           <w:szCs w:val="24"/>
         </w:rPr>
@@ -941,6 +1145,7 @@
         <w:rPr>
           <w:rStyle w:val="a4"/>
           <w:rFonts w:ascii="Times New Roman" w:hAnsi="Times New Roman" w:cs="Times New Roman"/>
+          <w:color w:val="FF0000"/>
           <w:sz w:val="24"/>
           <w:szCs w:val="24"/>
         </w:rPr>
@@ -949,6 +1154,7 @@
       <w:r>
         <w:rPr>
           <w:rFonts w:ascii="Times New Roman" w:hAnsi="Times New Roman" w:cs="Times New Roman"/>
+          <w:color w:val="FF0000"/>
           <w:sz w:val="24"/>
           <w:szCs w:val="24"/>
         </w:rPr>
@@ -960,7 +1166,7 @@
             <w:rPr>
               <w:rStyle w:val="mord"/>
               <w:rFonts w:ascii="Cambria Math" w:hAnsi="Cambria Math" w:cs="Times New Roman"/>
-              <w:color w:val="000000" w:themeColor="text1"/>
+              <w:color w:val="FF0000"/>
               <w:sz w:val="24"/>
               <w:szCs w:val="24"/>
             </w:rPr>
@@ -970,7 +1176,7 @@
             <w:rPr>
               <w:rStyle w:val="mbin"/>
               <w:rFonts w:ascii="Cambria Math" w:hAnsi="Cambria Math" w:cs="Times New Roman"/>
-              <w:color w:val="000000" w:themeColor="text1"/>
+              <w:color w:val="FF0000"/>
               <w:sz w:val="24"/>
               <w:szCs w:val="24"/>
             </w:rPr>
@@ -980,7 +1186,7 @@
             <w:rPr>
               <w:rStyle w:val="mord"/>
               <w:rFonts w:ascii="Cambria Math" w:hAnsi="Cambria Math" w:cs="Times New Roman"/>
-              <w:color w:val="000000" w:themeColor="text1"/>
+              <w:color w:val="FF0000"/>
               <w:sz w:val="24"/>
               <w:szCs w:val="24"/>
             </w:rPr>
@@ -993,7 +1199,7 @@
             <w:rPr>
               <w:rStyle w:val="vlist-s"/>
               <w:rFonts w:ascii="Cambria Math" w:hAnsi="Cambria Math" w:cs="Times New Roman"/>
-              <w:color w:val="000000" w:themeColor="text1"/>
+              <w:color w:val="FF0000"/>
               <w:sz w:val="24"/>
               <w:szCs w:val="24"/>
             </w:rPr>
@@ -1003,7 +1209,7 @@
             <w:rPr>
               <w:rStyle w:val="mrel"/>
               <w:rFonts w:ascii="Cambria Math" w:hAnsi="Cambria Math" w:cs="Times New Roman"/>
-              <w:color w:val="000000" w:themeColor="text1"/>
+              <w:color w:val="FF0000"/>
               <w:sz w:val="24"/>
               <w:szCs w:val="24"/>
             </w:rPr>
@@ -1013,7 +1219,7 @@
             <w:rPr>
               <w:rStyle w:val="mord"/>
               <w:rFonts w:ascii="Cambria Math" w:hAnsi="Cambria Math" w:cs="Times New Roman"/>
-              <w:color w:val="000000" w:themeColor="text1"/>
+              <w:color w:val="FF0000"/>
               <w:sz w:val="24"/>
               <w:szCs w:val="24"/>
             </w:rPr>
@@ -1032,16 +1238,18 @@
         <w:rPr>
           <w:rStyle w:val="mord"/>
           <w:rFonts w:ascii="Times New Roman" w:eastAsia="Times New Roman" w:hAnsi="Times New Roman" w:cs="Times New Roman"/>
-          <w:kern w:val="0"/>
-          <w:sz w:val="24"/>
-          <w:szCs w:val="24"/>
-          <w:lang w:eastAsia="ru-RU"/>
-          <w14:ligatures w14:val="none"/>
-        </w:rPr>
-      </w:pPr>
-      <w:r>
-        <w:rPr>
-          <w:rFonts w:ascii="Times New Roman" w:eastAsia="Times New Roman" w:hAnsi="Times New Roman" w:cs="Times New Roman"/>
+          <w:color w:val="FF0000"/>
+          <w:kern w:val="0"/>
+          <w:sz w:val="24"/>
+          <w:szCs w:val="24"/>
+          <w:lang w:eastAsia="ru-RU"/>
+          <w14:ligatures w14:val="none"/>
+        </w:rPr>
+      </w:pPr>
+      <w:r>
+        <w:rPr>
+          <w:rFonts w:ascii="Times New Roman" w:eastAsia="Times New Roman" w:hAnsi="Times New Roman" w:cs="Times New Roman"/>
+          <w:color w:val="FF0000"/>
           <w:kern w:val="0"/>
           <w:sz w:val="24"/>
           <w:szCs w:val="24"/>
@@ -1053,28 +1261,19 @@
       <w:r>
         <w:rPr>
           <w:rFonts w:ascii="Times New Roman" w:eastAsia="Times New Roman" w:hAnsi="Times New Roman" w:cs="Times New Roman"/>
-          <w:kern w:val="0"/>
-          <w:sz w:val="24"/>
-          <w:szCs w:val="24"/>
-          <w:lang w:eastAsia="ru-RU"/>
-          <w14:ligatures w14:val="none"/>
-        </w:rPr>
-        <w:t>м</w:t>
-      </w:r>
-      <w:r>
-        <w:rPr>
-          <w:rFonts w:ascii="Times New Roman" w:eastAsia="Times New Roman" w:hAnsi="Times New Roman" w:cs="Times New Roman"/>
-          <w:kern w:val="0"/>
-          <w:sz w:val="24"/>
-          <w:szCs w:val="24"/>
-          <w:lang w:eastAsia="ru-RU"/>
-          <w14:ligatures w14:val="none"/>
-        </w:rPr>
-        <w:t>:</w:t>
-      </w:r>
-      <w:r>
-        <w:rPr>
-          <w:rFonts w:ascii="Times New Roman" w:eastAsia="Times New Roman" w:hAnsi="Times New Roman" w:cs="Times New Roman"/>
+          <w:color w:val="FF0000"/>
+          <w:kern w:val="0"/>
+          <w:sz w:val="24"/>
+          <w:szCs w:val="24"/>
+          <w:lang w:eastAsia="ru-RU"/>
+          <w14:ligatures w14:val="none"/>
+        </w:rPr>
+        <w:t>м:</w:t>
+      </w:r>
+      <w:r>
+        <w:rPr>
+          <w:rFonts w:ascii="Times New Roman" w:eastAsia="Times New Roman" w:hAnsi="Times New Roman" w:cs="Times New Roman"/>
+          <w:color w:val="FF0000"/>
           <w:kern w:val="0"/>
           <w:sz w:val="24"/>
           <w:szCs w:val="24"/>
@@ -1086,7 +1285,7 @@
       <w:r>
         <w:rPr>
           <w:rFonts w:ascii="Times New Roman" w:hAnsi="Times New Roman" w:cs="Times New Roman"/>
-          <w:color w:val="F9FAFB"/>
+          <w:color w:val="FF0000"/>
           <w:sz w:val="24"/>
           <w:szCs w:val="24"/>
           <w:shd w:val="clear" w:color="auto" w:fill="151517"/>
@@ -1102,6 +1301,7 @@
             <w:rPr>
               <w:rStyle w:val="mord"/>
               <w:rFonts w:ascii="Cambria Math" w:hAnsi="Cambria Math" w:cs="Times New Roman"/>
+              <w:color w:val="FF0000"/>
               <w:sz w:val="24"/>
               <w:szCs w:val="24"/>
             </w:rPr>
@@ -1111,7 +1311,7 @@
             <w:rPr>
               <w:rStyle w:val="mord"/>
               <w:rFonts w:ascii="Cambria Math" w:hAnsi="Cambria Math" w:cs="Times New Roman"/>
-              <w:color w:val="000000" w:themeColor="text1"/>
+              <w:color w:val="FF0000"/>
               <w:sz w:val="24"/>
               <w:szCs w:val="24"/>
             </w:rPr>
@@ -1121,7 +1321,7 @@
             <w:rPr>
               <w:rStyle w:val="mbin"/>
               <w:rFonts w:ascii="Cambria Math" w:hAnsi="Cambria Math" w:cs="Times New Roman"/>
-              <w:color w:val="000000" w:themeColor="text1"/>
+              <w:color w:val="FF0000"/>
               <w:sz w:val="24"/>
               <w:szCs w:val="24"/>
             </w:rPr>
@@ -1131,7 +1331,7 @@
             <w:rPr>
               <w:rStyle w:val="mord"/>
               <w:rFonts w:ascii="Cambria Math" w:hAnsi="Cambria Math" w:cs="Times New Roman"/>
-              <w:color w:val="000000" w:themeColor="text1"/>
+              <w:color w:val="FF0000"/>
               <w:sz w:val="24"/>
               <w:szCs w:val="24"/>
             </w:rPr>
@@ -1144,7 +1344,7 @@
             <w:rPr>
               <w:rStyle w:val="vlist-s"/>
               <w:rFonts w:ascii="Cambria Math" w:hAnsi="Cambria Math" w:cs="Times New Roman"/>
-              <w:color w:val="000000" w:themeColor="text1"/>
+              <w:color w:val="FF0000"/>
               <w:sz w:val="24"/>
               <w:szCs w:val="24"/>
             </w:rPr>
@@ -1154,7 +1354,7 @@
             <w:rPr>
               <w:rStyle w:val="mbin"/>
               <w:rFonts w:ascii="Cambria Math" w:hAnsi="Cambria Math" w:cs="Times New Roman"/>
-              <w:color w:val="000000" w:themeColor="text1"/>
+              <w:color w:val="FF0000"/>
               <w:sz w:val="24"/>
               <w:szCs w:val="24"/>
             </w:rPr>
@@ -1164,7 +1364,7 @@
             <w:rPr>
               <w:rStyle w:val="mord"/>
               <w:rFonts w:ascii="Cambria Math" w:hAnsi="Cambria Math" w:cs="Times New Roman"/>
-              <w:color w:val="000000" w:themeColor="text1"/>
+              <w:color w:val="FF0000"/>
               <w:sz w:val="24"/>
               <w:szCs w:val="24"/>
             </w:rPr>
@@ -1177,6 +1377,7 @@
             <w:rPr>
               <w:rStyle w:val="mord"/>
               <w:rFonts w:ascii="Cambria Math" w:hAnsi="Cambria Math" w:cs="Times New Roman"/>
+              <w:color w:val="FF0000"/>
               <w:sz w:val="24"/>
               <w:szCs w:val="24"/>
             </w:rPr>
@@ -1186,7 +1387,7 @@
             <w:rPr>
               <w:rStyle w:val="mrel"/>
               <w:rFonts w:ascii="Cambria Math" w:hAnsi="Cambria Math" w:cs="Times New Roman"/>
-              <w:color w:val="000000" w:themeColor="text1"/>
+              <w:color w:val="FF0000"/>
               <w:sz w:val="24"/>
               <w:szCs w:val="24"/>
             </w:rPr>
@@ -1200,7 +1401,7 @@
                   <w:rFonts w:ascii="Cambria Math" w:eastAsiaTheme="minorEastAsia" w:hAnsi="Cambria Math" w:cs="Times New Roman"/>
                   <w:i/>
                   <w:iCs/>
-                  <w:color w:val="000000" w:themeColor="text1"/>
+                  <w:color w:val="FF0000"/>
                   <w:sz w:val="24"/>
                   <w:szCs w:val="24"/>
                 </w:rPr>
@@ -1211,7 +1412,7 @@
                 <w:rPr>
                   <w:rStyle w:val="mord"/>
                   <w:rFonts w:ascii="Cambria Math" w:eastAsiaTheme="minorEastAsia" w:hAnsi="Cambria Math" w:cs="Times New Roman"/>
-                  <w:color w:val="000000" w:themeColor="text1"/>
+                  <w:color w:val="FF0000"/>
                   <w:sz w:val="24"/>
                   <w:szCs w:val="24"/>
                 </w:rPr>
@@ -1224,7 +1425,7 @@
                 <w:rPr>
                   <w:rStyle w:val="vlist-s"/>
                   <w:rFonts w:ascii="Cambria Math" w:eastAsiaTheme="minorEastAsia" w:hAnsi="Cambria Math" w:cs="Times New Roman"/>
-                  <w:color w:val="000000" w:themeColor="text1"/>
+                  <w:color w:val="FF0000"/>
                   <w:sz w:val="24"/>
                   <w:szCs w:val="24"/>
                 </w:rPr>
@@ -1234,7 +1435,7 @@
                 <w:rPr>
                   <w:rStyle w:val="mbin"/>
                   <w:rFonts w:ascii="Cambria Math" w:eastAsiaTheme="minorEastAsia" w:hAnsi="Cambria Math" w:cs="Times New Roman"/>
-                  <w:color w:val="000000" w:themeColor="text1"/>
+                  <w:color w:val="FF0000"/>
                   <w:sz w:val="24"/>
                   <w:szCs w:val="24"/>
                 </w:rPr>
@@ -1244,7 +1445,7 @@
                 <w:rPr>
                   <w:rStyle w:val="mord"/>
                   <w:rFonts w:ascii="Cambria Math" w:eastAsiaTheme="minorEastAsia" w:hAnsi="Cambria Math" w:cs="Times New Roman"/>
-                  <w:color w:val="000000" w:themeColor="text1"/>
+                  <w:color w:val="FF0000"/>
                   <w:sz w:val="24"/>
                   <w:szCs w:val="24"/>
                 </w:rPr>
@@ -1257,7 +1458,7 @@
                 <w:rPr>
                   <w:rStyle w:val="vlist-s"/>
                   <w:rFonts w:ascii="Cambria Math" w:eastAsiaTheme="minorEastAsia" w:hAnsi="Cambria Math" w:cs="Times New Roman"/>
-                  <w:color w:val="000000" w:themeColor="text1"/>
+                  <w:color w:val="FF0000"/>
                   <w:sz w:val="24"/>
                   <w:szCs w:val="24"/>
                 </w:rPr>
@@ -1269,7 +1470,7 @@
                 <w:rPr>
                   <w:rStyle w:val="mord"/>
                   <w:rFonts w:ascii="Cambria Math" w:eastAsiaTheme="minorEastAsia" w:hAnsi="Cambria Math" w:cs="Times New Roman"/>
-                  <w:color w:val="000000" w:themeColor="text1"/>
+                  <w:color w:val="FF0000"/>
                   <w:sz w:val="24"/>
                   <w:szCs w:val="24"/>
                 </w:rPr>
@@ -1296,6 +1497,7 @@
       <w:r>
         <w:rPr>
           <w:rFonts w:ascii="Times New Roman" w:eastAsia="Times New Roman" w:hAnsi="Times New Roman" w:cs="Times New Roman"/>
+          <w:color w:val="FF0000"/>
           <w:kern w:val="0"/>
           <w:sz w:val="24"/>
           <w:szCs w:val="24"/>
@@ -1418,6 +1620,7 @@
       <w:r>
         <w:t xml:space="preserve"> </w:t>
       </w:r>
+      <w:proofErr w:type="gramStart"/>
       <w:r>
         <w:rPr>
           <w:lang w:val="en-US"/>
@@ -1428,6 +1631,7 @@
         <w:t>(</w:t>
       </w:r>
       <w:proofErr w:type="spellStart"/>
+      <w:proofErr w:type="gramEnd"/>
       <w:r>
         <w:t>risk-based</w:t>
       </w:r>
@@ -1525,7 +1729,7 @@
         <w:spacing w:before="240" w:after="240" w:line="240" w:lineRule="auto"/>
         <w:rPr>
           <w:rFonts w:ascii="Times New Roman" w:eastAsia="Times New Roman" w:hAnsi="Times New Roman" w:cs="Times New Roman"/>
-          <w:color w:val="000000" w:themeColor="text1"/>
+          <w:color w:val="FF0000"/>
           <w:kern w:val="0"/>
           <w:sz w:val="24"/>
           <w:szCs w:val="24"/>
@@ -1567,7 +1771,32 @@
           <w:lang w:eastAsia="ru-RU"/>
           <w14:ligatures w14:val="none"/>
         </w:rPr>
-        <w:t>. Применение оконной функции LAG обеспечило доступ к предыдущим измерениям для каждой точки контроля, что позволило вычислить скорость коррозии по формуле:</w:t>
+        <w:t xml:space="preserve">. </w:t>
+      </w:r>
+      <w:r>
+        <w:rPr>
+          <w:rFonts w:ascii="Times New Roman" w:eastAsia="Times New Roman" w:hAnsi="Times New Roman" w:cs="Times New Roman"/>
+          <w:color w:val="FF0000"/>
+          <w:kern w:val="0"/>
+          <w:sz w:val="24"/>
+          <w:szCs w:val="24"/>
+          <w:lang w:eastAsia="ru-RU"/>
+          <w14:ligatures w14:val="none"/>
+        </w:rPr>
+        <w:t xml:space="preserve">Применение оконной функции LAG </w:t>
+      </w:r>
+      <w:r>
+        <w:rPr>
+          <w:rFonts w:ascii="Times New Roman" w:eastAsia="Times New Roman" w:hAnsi="Times New Roman" w:cs="Times New Roman"/>
+          <w:color w:val="FF0000"/>
+          <w:kern w:val="0"/>
+          <w:sz w:val="24"/>
+          <w:szCs w:val="24"/>
+          <w:lang w:eastAsia="ru-RU"/>
+          <w14:ligatures w14:val="none"/>
+        </w:rPr>
+        <w:lastRenderedPageBreak/>
+        <w:t>обеспечило доступ к предыдущим измерениям для каждой точки контроля, что позволило вычислить скорость коррозии по формуле:</w:t>
       </w:r>
     </w:p>
     <w:p>
@@ -1619,7 +1848,7 @@
               <w:sz w:val="24"/>
               <w:szCs w:val="24"/>
             </w:rPr>
-            <m:t>​=Δt/</m:t>
+            <m:t>​=</m:t>
           </m:r>
           <m:sSub>
             <m:sSubPr>
@@ -1701,7 +1930,7 @@
               <w:sz w:val="24"/>
               <w:szCs w:val="24"/>
             </w:rPr>
-            <m:t>)​​</m:t>
+            <m:t>)/Δt​​</m:t>
           </m:r>
         </m:oMath>
       </m:oMathPara>
@@ -1729,7 +1958,6 @@
           <w:lang w:eastAsia="ru-RU"/>
           <w14:ligatures w14:val="none"/>
         </w:rPr>
-        <w:lastRenderedPageBreak/>
         <w:t>где </w:t>
       </w:r>
       <m:oMath>
@@ -2743,6 +2971,7 @@
               <w:t xml:space="preserve"> сталь с </w:t>
             </w:r>
             <w:proofErr w:type="spellStart"/>
+            <w:proofErr w:type="gramStart"/>
             <w:r>
               <w:rPr>
                 <w:rFonts w:ascii="Times New Roman" w:hAnsi="Times New Roman" w:cs="Times New Roman"/>
@@ -2758,7 +2987,16 @@
                 <w:sz w:val="20"/>
                 <w:szCs w:val="20"/>
               </w:rPr>
-              <w:t> &gt; 2,25 %</w:t>
+              <w:t> &gt;</w:t>
+            </w:r>
+            <w:proofErr w:type="gramEnd"/>
+            <w:r>
+              <w:rPr>
+                <w:rFonts w:ascii="Times New Roman" w:hAnsi="Times New Roman" w:cs="Times New Roman"/>
+                <w:sz w:val="20"/>
+                <w:szCs w:val="20"/>
+              </w:rPr>
+              <w:t> 2,25 %</w:t>
             </w:r>
           </w:p>
         </w:tc>
@@ -2878,6 +3116,7 @@
                 <w:sz w:val="20"/>
                 <w:szCs w:val="20"/>
               </w:rPr>
+              <w:lastRenderedPageBreak/>
               <w:t>Аустенитная</w:t>
             </w:r>
             <w:proofErr w:type="spellEnd"/>
@@ -3069,7 +3308,6 @@
                 <w:sz w:val="20"/>
                 <w:szCs w:val="20"/>
               </w:rPr>
-              <w:lastRenderedPageBreak/>
               <w:t xml:space="preserve">Легированная сталь с </w:t>
             </w:r>
             <w:proofErr w:type="spellStart"/>
@@ -3325,7 +3563,25 @@
                 <w:sz w:val="20"/>
                 <w:szCs w:val="20"/>
               </w:rPr>
-              <w:t>, Ni (&lt; 2 %) лишь незначительно улучшают коррозионную стойкость. Подвержена равномерной коррозии и SSC в агрессивных средах.</w:t>
+              <w:t xml:space="preserve">, Ni </w:t>
+            </w:r>
+            <w:proofErr w:type="gramStart"/>
+            <w:r>
+              <w:rPr>
+                <w:rFonts w:ascii="Times New Roman" w:hAnsi="Times New Roman" w:cs="Times New Roman"/>
+                <w:sz w:val="20"/>
+                <w:szCs w:val="20"/>
+              </w:rPr>
+              <w:t>(&lt; 2</w:t>
+            </w:r>
+            <w:proofErr w:type="gramEnd"/>
+            <w:r>
+              <w:rPr>
+                <w:rFonts w:ascii="Times New Roman" w:hAnsi="Times New Roman" w:cs="Times New Roman"/>
+                <w:sz w:val="20"/>
+                <w:szCs w:val="20"/>
+              </w:rPr>
+              <w:t> %) лишь незначительно улучшают коррозионную стойкость. Подвержена равномерной коррозии и SSC в агрессивных средах.</w:t>
             </w:r>
           </w:p>
         </w:tc>
@@ -3671,7 +3927,25 @@
                 <w:sz w:val="20"/>
                 <w:szCs w:val="20"/>
               </w:rPr>
-              <w:t xml:space="preserve"> при напряжениях &gt; 60 % от предела текучести.</w:t>
+              <w:t xml:space="preserve"> при </w:t>
+            </w:r>
+            <w:proofErr w:type="gramStart"/>
+            <w:r>
+              <w:rPr>
+                <w:rFonts w:ascii="Times New Roman" w:hAnsi="Times New Roman" w:cs="Times New Roman"/>
+                <w:sz w:val="20"/>
+                <w:szCs w:val="20"/>
+              </w:rPr>
+              <w:t>напряжениях &gt;</w:t>
+            </w:r>
+            <w:proofErr w:type="gramEnd"/>
+            <w:r>
+              <w:rPr>
+                <w:rFonts w:ascii="Times New Roman" w:hAnsi="Times New Roman" w:cs="Times New Roman"/>
+                <w:sz w:val="20"/>
+                <w:szCs w:val="20"/>
+              </w:rPr>
+              <w:t> 60 % от предела текучести.</w:t>
             </w:r>
           </w:p>
         </w:tc>
@@ -4213,16 +4487,18 @@
           <w14:ligatures w14:val="none"/>
         </w:rPr>
       </w:pPr>
-      <w:r>
-        <w:rPr>
-          <w:rFonts w:ascii="Times New Roman" w:eastAsia="Times New Roman" w:hAnsi="Times New Roman" w:cs="Times New Roman"/>
-          <w:color w:val="000000" w:themeColor="text1"/>
-          <w:kern w:val="0"/>
-          <w:sz w:val="24"/>
-          <w:szCs w:val="24"/>
-          <w:lang w:eastAsia="ru-RU"/>
-          <w14:ligatures w14:val="none"/>
-        </w:rPr>
+      <w:proofErr w:type="gramStart"/>
+      <w:r>
+        <w:rPr>
+          <w:rFonts w:ascii="Times New Roman" w:eastAsia="Times New Roman" w:hAnsi="Times New Roman" w:cs="Times New Roman"/>
+          <w:color w:val="000000" w:themeColor="text1"/>
+          <w:kern w:val="0"/>
+          <w:sz w:val="24"/>
+          <w:szCs w:val="24"/>
+          <w:lang w:eastAsia="ru-RU"/>
+          <w14:ligatures w14:val="none"/>
+        </w:rPr>
+        <w:lastRenderedPageBreak/>
         <w:t>,</w:t>
       </w:r>
       <w:r>
@@ -4235,7 +4511,20 @@
           <w:lang w:eastAsia="ru-RU"/>
           <w14:ligatures w14:val="none"/>
         </w:rPr>
-        <w:t xml:space="preserve">где </w:t>
+        <w:t>где</w:t>
+      </w:r>
+      <w:proofErr w:type="gramEnd"/>
+      <w:r>
+        <w:rPr>
+          <w:rFonts w:ascii="Times New Roman" w:eastAsia="Times New Roman" w:hAnsi="Times New Roman" w:cs="Times New Roman"/>
+          <w:color w:val="000000" w:themeColor="text1"/>
+          <w:kern w:val="0"/>
+          <w:sz w:val="24"/>
+          <w:szCs w:val="24"/>
+          <w:lang w:eastAsia="ru-RU"/>
+          <w14:ligatures w14:val="none"/>
+        </w:rPr>
+        <w:t xml:space="preserve"> </w:t>
       </w:r>
       <m:oMath>
         <m:sSub>
@@ -4459,7 +4748,6 @@
           <w:lang w:eastAsia="ru-RU"/>
           <w14:ligatures w14:val="none"/>
         </w:rPr>
-        <w:lastRenderedPageBreak/>
         <w:t>Весовые коэффициенты были определены на основе анализа данных коррозионных испытаний в соответствии со стандартами</w:t>
       </w:r>
       <w:r>

--- a/Статья 1(черновик).docx
+++ b/Статья 1(черновик).docx
@@ -141,6 +141,7 @@
     </w:p>
     <w:p>
       <w:pPr>
+        <w:jc w:val="both"/>
         <w:rPr>
           <w:rFonts w:ascii="Times New Roman" w:hAnsi="Times New Roman" w:cs="Times New Roman"/>
           <w:sz w:val="24"/>
@@ -153,11 +154,62 @@
           <w:sz w:val="24"/>
           <w:szCs w:val="24"/>
         </w:rPr>
-        <w:t>Проблема коррозии технологического оборудования остается одной из наиболее актуальных в нефтеперерабатывающей промышленности, обуславливая существенные экономические потери и создавая серьезные риски для промышленной безопасности. Современные стратегии управления коррозией все активнее интегрируют методы машинного обучения (ML) и искусственного интеллекта, позволяющие перейти от реактивного к прогнозному обслуживанию.</w:t>
+        <w:t xml:space="preserve">Коррозионный износ технологических трубопроводов остаётся одной из ключевых причин потерь надёжности и роста эксплуатационных рисков в нефтепереработке. Переход от </w:t>
+      </w:r>
+      <w:proofErr w:type="spellStart"/>
+      <w:r>
+        <w:rPr>
+          <w:rFonts w:ascii="Times New Roman" w:hAnsi="Times New Roman" w:cs="Times New Roman"/>
+          <w:sz w:val="24"/>
+          <w:szCs w:val="24"/>
+        </w:rPr>
+        <w:t>регламентно</w:t>
+      </w:r>
+      <w:proofErr w:type="spellEnd"/>
+      <w:r>
+        <w:rPr>
+          <w:rFonts w:ascii="Times New Roman" w:hAnsi="Times New Roman" w:cs="Times New Roman"/>
+          <w:sz w:val="24"/>
+          <w:szCs w:val="24"/>
+        </w:rPr>
+        <w:t>‑реактивных стратегий обслуживания к</w:t>
+      </w:r>
+      <w:r>
+        <w:rPr>
+          <w:rFonts w:ascii="Times New Roman" w:hAnsi="Times New Roman" w:cs="Times New Roman"/>
+          <w:sz w:val="24"/>
+          <w:szCs w:val="24"/>
+        </w:rPr>
+        <w:t xml:space="preserve"> </w:t>
+      </w:r>
+      <w:r>
+        <w:rPr>
+          <w:rFonts w:ascii="Times New Roman" w:hAnsi="Times New Roman" w:cs="Times New Roman"/>
+          <w:sz w:val="24"/>
+          <w:szCs w:val="24"/>
+        </w:rPr>
+        <w:t xml:space="preserve">прогнозно‑ориентированным подходам на базе методов машинного обучения (ML) требует не только корректного выбора моделей, но прежде всего </w:t>
+      </w:r>
+      <w:r>
+        <w:rPr>
+          <w:rFonts w:ascii="Times New Roman" w:hAnsi="Times New Roman" w:cs="Times New Roman"/>
+          <w:sz w:val="24"/>
+          <w:szCs w:val="24"/>
+        </w:rPr>
+        <w:t>–</w:t>
+      </w:r>
+      <w:r>
+        <w:rPr>
+          <w:rFonts w:ascii="Times New Roman" w:hAnsi="Times New Roman" w:cs="Times New Roman"/>
+          <w:sz w:val="24"/>
+          <w:szCs w:val="24"/>
+        </w:rPr>
+        <w:t xml:space="preserve"> формально определённых и воспроизводимых процедур подготовки данных.</w:t>
       </w:r>
     </w:p>
     <w:p>
       <w:pPr>
+        <w:jc w:val="both"/>
         <w:rPr>
           <w:rFonts w:ascii="Times New Roman" w:hAnsi="Times New Roman" w:cs="Times New Roman"/>
           <w:sz w:val="24"/>
@@ -170,7 +222,123 @@
           <w:sz w:val="24"/>
           <w:szCs w:val="24"/>
         </w:rPr>
-        <w:t>Однако, как справедливо отмечается в исследованиях [1], ключевым фактором, ограничивающим эффективность ML-моделей, является качество и подготовка исходных данных. Согласно устоявшейся практике, до 80% времени при построении таких моделей занимают трудоемкие этапы сбора, интеграции, очистки и обогащения данных. В условиях промышленного предприятия эта проблема усугубляется спецификой исходных данных, которые, как правило:</w:t>
+        <w:t xml:space="preserve">В литературе подчёркивается, что предобработка и формирование </w:t>
+      </w:r>
+      <w:proofErr w:type="spellStart"/>
+      <w:r>
+        <w:rPr>
+          <w:rFonts w:ascii="Times New Roman" w:hAnsi="Times New Roman" w:cs="Times New Roman"/>
+          <w:sz w:val="24"/>
+          <w:szCs w:val="24"/>
+        </w:rPr>
+        <w:t>датасетов</w:t>
+      </w:r>
+      <w:proofErr w:type="spellEnd"/>
+      <w:r>
+        <w:rPr>
+          <w:rFonts w:ascii="Times New Roman" w:hAnsi="Times New Roman" w:cs="Times New Roman"/>
+          <w:sz w:val="24"/>
+          <w:szCs w:val="24"/>
+        </w:rPr>
+        <w:t xml:space="preserve"> являются наиболее трудоёмкими и критичными стадиями жизненного цикла ML‑проектов: они включают очистку и согласование источников, обработку пропусков и выбросов, масштабирование и кодирование признаков, а также структурирование данных под целевые алгоритмы [0.1], [0.2]. Практика показывает, что вариативность ручных сценариев подготовки данных приводит к </w:t>
+      </w:r>
+      <w:proofErr w:type="spellStart"/>
+      <w:r>
+        <w:rPr>
+          <w:rFonts w:ascii="Times New Roman" w:hAnsi="Times New Roman" w:cs="Times New Roman"/>
+          <w:sz w:val="24"/>
+          <w:szCs w:val="24"/>
+        </w:rPr>
+        <w:t>нерепродуктивности</w:t>
+      </w:r>
+      <w:proofErr w:type="spellEnd"/>
+      <w:r>
+        <w:rPr>
+          <w:rFonts w:ascii="Times New Roman" w:hAnsi="Times New Roman" w:cs="Times New Roman"/>
+          <w:sz w:val="24"/>
+          <w:szCs w:val="24"/>
+        </w:rPr>
+        <w:t xml:space="preserve"> признаков и целевой переменной, затрудняя сравнимость результатов и промышленное внедрение [1].</w:t>
+      </w:r>
+    </w:p>
+    <w:p>
+      <w:pPr>
+        <w:jc w:val="both"/>
+        <w:rPr>
+          <w:rFonts w:ascii="Times New Roman" w:hAnsi="Times New Roman" w:cs="Times New Roman"/>
+          <w:sz w:val="24"/>
+          <w:szCs w:val="24"/>
+        </w:rPr>
+      </w:pPr>
+      <w:r>
+        <w:rPr>
+          <w:rFonts w:ascii="Times New Roman" w:hAnsi="Times New Roman" w:cs="Times New Roman"/>
+          <w:sz w:val="24"/>
+          <w:szCs w:val="24"/>
+        </w:rPr>
+        <w:t xml:space="preserve">Цель настоящей работы </w:t>
+      </w:r>
+      <w:proofErr w:type="gramStart"/>
+      <w:r>
+        <w:rPr>
+          <w:rFonts w:ascii="Times New Roman" w:hAnsi="Times New Roman" w:cs="Times New Roman"/>
+          <w:sz w:val="24"/>
+          <w:szCs w:val="24"/>
+        </w:rPr>
+        <w:t xml:space="preserve">– </w:t>
+      </w:r>
+      <w:r>
+        <w:rPr>
+          <w:rFonts w:ascii="Times New Roman" w:hAnsi="Times New Roman" w:cs="Times New Roman"/>
+          <w:sz w:val="24"/>
+          <w:szCs w:val="24"/>
+        </w:rPr>
+        <w:t xml:space="preserve"> предложить</w:t>
+      </w:r>
+      <w:proofErr w:type="gramEnd"/>
+      <w:r>
+        <w:rPr>
+          <w:rFonts w:ascii="Times New Roman" w:hAnsi="Times New Roman" w:cs="Times New Roman"/>
+          <w:sz w:val="24"/>
+          <w:szCs w:val="24"/>
+        </w:rPr>
+        <w:t xml:space="preserve"> и реализовать в </w:t>
+      </w:r>
+      <w:proofErr w:type="spellStart"/>
+      <w:r>
+        <w:rPr>
+          <w:rFonts w:ascii="Times New Roman" w:hAnsi="Times New Roman" w:cs="Times New Roman"/>
+          <w:sz w:val="24"/>
+          <w:szCs w:val="24"/>
+        </w:rPr>
+        <w:t>PostgreSQL</w:t>
+      </w:r>
+      <w:proofErr w:type="spellEnd"/>
+      <w:r>
+        <w:rPr>
+          <w:rFonts w:ascii="Times New Roman" w:hAnsi="Times New Roman" w:cs="Times New Roman"/>
+          <w:sz w:val="24"/>
+          <w:szCs w:val="24"/>
+        </w:rPr>
+        <w:t xml:space="preserve"> СУБД‑ориентированный подход (</w:t>
+      </w:r>
+      <w:proofErr w:type="spellStart"/>
+      <w:r>
+        <w:rPr>
+          <w:rFonts w:ascii="Times New Roman" w:hAnsi="Times New Roman" w:cs="Times New Roman"/>
+          <w:sz w:val="24"/>
+          <w:szCs w:val="24"/>
+        </w:rPr>
+        <w:t>in‑database</w:t>
+      </w:r>
+      <w:proofErr w:type="spellEnd"/>
+      <w:r>
+        <w:rPr>
+          <w:rFonts w:ascii="Times New Roman" w:hAnsi="Times New Roman" w:cs="Times New Roman"/>
+          <w:sz w:val="24"/>
+          <w:szCs w:val="24"/>
+        </w:rPr>
+        <w:t>) к подготовке и обогащению данных для прогнозирования скорости коррозии трубопроводов. Вклад работы включает:</w:t>
       </w:r>
     </w:p>
     <w:p>
@@ -178,8 +346,9 @@
         <w:pStyle w:val="ac"/>
         <w:numPr>
           <w:ilvl w:val="0"/>
-          <w:numId w:val="5"/>
+          <w:numId w:val="7"/>
         </w:numPr>
+        <w:jc w:val="both"/>
         <w:rPr>
           <w:rFonts w:ascii="Times New Roman" w:hAnsi="Times New Roman" w:cs="Times New Roman"/>
           <w:sz w:val="24"/>
@@ -192,7 +361,25 @@
           <w:sz w:val="24"/>
           <w:szCs w:val="24"/>
         </w:rPr>
-        <w:t>разрознены по различным информационным системам и историческим архивам</w:t>
+        <w:t xml:space="preserve">формальное определение целевой переменной (скорости коррозионного утонения) как оператора над временными рядами толщин с учётом корректной хронологии и интервала </w:t>
+      </w:r>
+      <w:proofErr w:type="spellStart"/>
+      <w:r>
+        <w:rPr>
+          <w:rFonts w:ascii="Times New Roman" w:hAnsi="Times New Roman" w:cs="Times New Roman"/>
+          <w:sz w:val="24"/>
+          <w:szCs w:val="24"/>
+        </w:rPr>
+        <w:t>Δt</w:t>
+      </w:r>
+      <w:proofErr w:type="spellEnd"/>
+      <w:r>
+        <w:rPr>
+          <w:rFonts w:ascii="Times New Roman" w:hAnsi="Times New Roman" w:cs="Times New Roman"/>
+          <w:sz w:val="24"/>
+          <w:szCs w:val="24"/>
+        </w:rPr>
+        <w:t>;</w:t>
       </w:r>
     </w:p>
     <w:p>
@@ -200,8 +387,9 @@
         <w:pStyle w:val="ac"/>
         <w:numPr>
           <w:ilvl w:val="0"/>
-          <w:numId w:val="5"/>
+          <w:numId w:val="7"/>
         </w:numPr>
+        <w:jc w:val="both"/>
         <w:rPr>
           <w:rFonts w:ascii="Times New Roman" w:hAnsi="Times New Roman" w:cs="Times New Roman"/>
           <w:sz w:val="24"/>
@@ -214,7 +402,7 @@
           <w:sz w:val="24"/>
           <w:szCs w:val="24"/>
         </w:rPr>
-        <w:t>неоднородны по структуре и формату;</w:t>
+        <w:t>алгоритм детекции и исключения артефактов «замены участка» на основе предметно обоснованных порогов;</w:t>
       </w:r>
     </w:p>
     <w:p>
@@ -222,8 +410,9 @@
         <w:pStyle w:val="ac"/>
         <w:numPr>
           <w:ilvl w:val="0"/>
-          <w:numId w:val="5"/>
+          <w:numId w:val="7"/>
         </w:numPr>
+        <w:jc w:val="both"/>
         <w:rPr>
           <w:rFonts w:ascii="Times New Roman" w:hAnsi="Times New Roman" w:cs="Times New Roman"/>
           <w:sz w:val="24"/>
@@ -236,11 +425,17 @@
           <w:sz w:val="24"/>
           <w:szCs w:val="24"/>
         </w:rPr>
-        <w:t>содержат методологические артефакты, такие как следы замены оборудования, не отраженные в системе, и «размытие» показателей из-за многократных замеров в различных точках контроля.</w:t>
+        <w:t>риск‑ориентированную агрегацию по принципу «наихудшего сценария» (RBI) на уровне сечения ММС;</w:t>
       </w:r>
     </w:p>
     <w:p>
       <w:pPr>
+        <w:pStyle w:val="ac"/>
+        <w:numPr>
+          <w:ilvl w:val="0"/>
+          <w:numId w:val="7"/>
+        </w:numPr>
+        <w:jc w:val="both"/>
         <w:rPr>
           <w:rFonts w:ascii="Times New Roman" w:hAnsi="Times New Roman" w:cs="Times New Roman"/>
           <w:sz w:val="24"/>
@@ -253,11 +448,35 @@
           <w:sz w:val="24"/>
           <w:szCs w:val="24"/>
         </w:rPr>
-        <w:t>Существующие подходы к подготовке данных, включающие устранение шума и выбросов, агрегацию и создание новых признаков [1], часто реализуются вручную или с помощью разрозненных скриптов. Это создает «бутылочное горлышко», снижающее скорость разработки и внедрения прогнозных моделей, а также вносит субъективные ошибки.</w:t>
+        <w:t xml:space="preserve">конструирование предметно обоснованных признаков: индексов химической агрессивности (H2S, </w:t>
+      </w:r>
+      <w:proofErr w:type="spellStart"/>
+      <w:r>
+        <w:rPr>
+          <w:rFonts w:ascii="Times New Roman" w:hAnsi="Times New Roman" w:cs="Times New Roman"/>
+          <w:sz w:val="24"/>
+          <w:szCs w:val="24"/>
+        </w:rPr>
+        <w:t>HCl</w:t>
+      </w:r>
+      <w:proofErr w:type="spellEnd"/>
+      <w:r>
+        <w:rPr>
+          <w:rFonts w:ascii="Times New Roman" w:hAnsi="Times New Roman" w:cs="Times New Roman"/>
+          <w:sz w:val="24"/>
+          <w:szCs w:val="24"/>
+        </w:rPr>
+        <w:t>, Cl2, CO2 и др.) и числовой шкалы коррозионной стойкости материалов, опирающейся на отраслевые нормы;</w:t>
       </w:r>
     </w:p>
     <w:p>
       <w:pPr>
+        <w:pStyle w:val="ac"/>
+        <w:numPr>
+          <w:ilvl w:val="0"/>
+          <w:numId w:val="7"/>
+        </w:numPr>
+        <w:jc w:val="both"/>
         <w:rPr>
           <w:rFonts w:ascii="Times New Roman" w:hAnsi="Times New Roman" w:cs="Times New Roman"/>
           <w:sz w:val="24"/>
@@ -270,64 +489,60 @@
           <w:sz w:val="24"/>
           <w:szCs w:val="24"/>
         </w:rPr>
-        <w:t xml:space="preserve">Целью данной работы является разработка и внедрение автоматизированной системы подготовки и обогащения данных, реализованной на уровне СУБД </w:t>
-      </w:r>
-      <w:proofErr w:type="spellStart"/>
-      <w:r>
-        <w:rPr>
-          <w:rFonts w:ascii="Times New Roman" w:hAnsi="Times New Roman" w:cs="Times New Roman"/>
-          <w:sz w:val="24"/>
-          <w:szCs w:val="24"/>
-        </w:rPr>
-        <w:t>PostgreSQL</w:t>
-      </w:r>
-      <w:proofErr w:type="spellEnd"/>
-      <w:r>
-        <w:rPr>
-          <w:rFonts w:ascii="Times New Roman" w:hAnsi="Times New Roman" w:cs="Times New Roman"/>
-          <w:sz w:val="24"/>
-          <w:szCs w:val="24"/>
-        </w:rPr>
-        <w:t xml:space="preserve">. Система призвана исключить необходимость ручных предобработок и предоставить аналитикам готовый, очищенный и обогащенный </w:t>
-      </w:r>
-      <w:proofErr w:type="spellStart"/>
-      <w:r>
-        <w:rPr>
-          <w:rFonts w:ascii="Times New Roman" w:hAnsi="Times New Roman" w:cs="Times New Roman"/>
-          <w:sz w:val="24"/>
-          <w:szCs w:val="24"/>
-        </w:rPr>
-        <w:t>датасет</w:t>
-      </w:r>
-      <w:proofErr w:type="spellEnd"/>
-      <w:r>
-        <w:rPr>
-          <w:rFonts w:ascii="Times New Roman" w:hAnsi="Times New Roman" w:cs="Times New Roman"/>
-          <w:sz w:val="24"/>
-          <w:szCs w:val="24"/>
-        </w:rPr>
-        <w:t xml:space="preserve">, ориентированный на построение моделей прогнозирования коррозии. </w:t>
-      </w:r>
-      <w:r>
-        <w:rPr>
-          <w:rFonts w:ascii="Times New Roman" w:hAnsi="Times New Roman" w:cs="Times New Roman"/>
-          <w:color w:val="FF0000"/>
-          <w:sz w:val="24"/>
-          <w:szCs w:val="24"/>
-        </w:rPr>
-        <w:t>В рамках работы решаются задачи автоматической детекции и устранения артефактов (таких как замены участков трубопроводов), агрегации данных по принципу «наихудшего сценария», а также создания новых признаков, таких как количественная оценка коррозионной стойкости материалов.</w:t>
+        <w:t>нормализованную схему хранения и материализованные представления, обеспечивающие воспроизводимость тренировочного набора без внешних скриптов.</w:t>
       </w:r>
     </w:p>
     <w:p>
       <w:pPr>
         <w:pStyle w:val="ds-markdown-paragraph"/>
         <w:spacing w:before="240" w:beforeAutospacing="0" w:after="240" w:afterAutospacing="0"/>
-      </w:pPr>
-      <w:r>
-        <w:rPr>
-          <w:rStyle w:val="a3"/>
-        </w:rPr>
-        <w:t>2. Характеристика исходных данных</w:t>
+        <w:jc w:val="both"/>
+        <w:rPr>
+          <w:rFonts w:eastAsiaTheme="minorHAnsi"/>
+          <w:color w:val="FF0000"/>
+          <w:kern w:val="2"/>
+          <w:lang w:eastAsia="en-US"/>
+          <w14:ligatures w14:val="standardContextual"/>
+        </w:rPr>
+      </w:pPr>
+      <w:r>
+        <w:rPr>
+          <w:rFonts w:eastAsiaTheme="minorHAnsi"/>
+          <w:kern w:val="2"/>
+          <w:lang w:eastAsia="en-US"/>
+          <w14:ligatures w14:val="standardContextual"/>
+        </w:rPr>
+        <w:t xml:space="preserve">Предложенная методика согласует общеизвестные этапы предобработки данных [0.1], [0.2] с требованиями предметной области коррозионного контроля и прогнозирования и переносит их в слой СУБД, что снижает </w:t>
+      </w:r>
+      <w:proofErr w:type="spellStart"/>
+      <w:r>
+        <w:rPr>
+          <w:rFonts w:eastAsiaTheme="minorHAnsi"/>
+          <w:kern w:val="2"/>
+          <w:lang w:eastAsia="en-US"/>
+          <w14:ligatures w14:val="standardContextual"/>
+        </w:rPr>
+        <w:t>межаналитическую</w:t>
+      </w:r>
+      <w:proofErr w:type="spellEnd"/>
+      <w:r>
+        <w:rPr>
+          <w:rFonts w:eastAsiaTheme="minorHAnsi"/>
+          <w:kern w:val="2"/>
+          <w:lang w:eastAsia="en-US"/>
+          <w14:ligatures w14:val="standardContextual"/>
+        </w:rPr>
+        <w:t xml:space="preserve"> вариативность и упрощает индустриальное применение. </w:t>
+      </w:r>
+      <w:r>
+        <w:rPr>
+          <w:rFonts w:eastAsiaTheme="minorHAnsi"/>
+          <w:color w:val="FF0000"/>
+          <w:kern w:val="2"/>
+          <w:lang w:eastAsia="en-US"/>
+          <w14:ligatures w14:val="standardContextual"/>
+        </w:rPr>
+        <w:t>Во второй части исследования (отдельная публикация) планируется представить экспериментальную оценку влияния отдельных групп признаков и абляционные анализы на отложенных временных выборках.</w:t>
       </w:r>
     </w:p>
     <w:p>
@@ -336,13 +551,30 @@
         <w:spacing w:before="240" w:beforeAutospacing="0" w:after="240" w:afterAutospacing="0"/>
       </w:pPr>
       <w:r>
-        <w:t>Исследование базируется на многолетнем архиве эксплуатационных данных, интегрирующем три ключевых источника информации: результаты инструментального контроля, параметры технологических сред и конструкционно-технологические характеристики оборудования. Комплексный анализ обеспечивается за счет взаимной привязки всех данных к уникальным идентификаторам элементов трубопроводной системы.</w:t>
+        <w:rPr>
+          <w:rStyle w:val="a3"/>
+        </w:rPr>
+        <w:t>2. Характеристика исходных данных</w:t>
       </w:r>
     </w:p>
     <w:p>
       <w:pPr>
         <w:pStyle w:val="ds-markdown-paragraph"/>
         <w:spacing w:before="240" w:beforeAutospacing="0" w:after="240" w:afterAutospacing="0"/>
+      </w:pPr>
+      <w:r>
+        <w:t xml:space="preserve">Исследование базируется на многолетнем архиве эксплуатационных данных, интегрирующем три ключевых источника информации. Комплексный анализ </w:t>
+      </w:r>
+      <w:r>
+        <w:lastRenderedPageBreak/>
+        <w:t>обеспечивается за счет взаимной привязки всех данных к уникальным идентификаторам элементов трубопроводной системы.</w:t>
+      </w:r>
+    </w:p>
+    <w:p>
+      <w:pPr>
+        <w:pStyle w:val="ds-markdown-paragraph"/>
+        <w:spacing w:before="240" w:beforeAutospacing="0" w:after="240" w:afterAutospacing="0"/>
+        <w:jc w:val="both"/>
       </w:pPr>
       <w:r>
         <w:rPr>
@@ -350,82 +582,45 @@
           <w:i/>
           <w:iCs/>
         </w:rPr>
-        <w:lastRenderedPageBreak/>
         <w:t>Данные неразрушающего контроля</w:t>
       </w:r>
-      <w:r>
-        <w:t xml:space="preserve"> </w:t>
-      </w:r>
-      <w:r>
-        <w:t>представляют собой исторические записи ультразвуковых измерений толщины стенок с детализацией до уровня отдельных точек контроля (ММС – места измерения толщин). Массив данных включает дату измерения, фактическое и номинальное значения толщины, минимально допустимую толщину по проектным нормам, а также идентификаторы оборудования. Временная протяженность записей (до 15 лет) позволяет анализировать долгосрочную динамику деградации материала и определять скорость коррозии для каждого участка.</w:t>
-      </w:r>
-    </w:p>
-    <w:p>
-      <w:pPr>
-        <w:pStyle w:val="ds-markdown-paragraph"/>
-        <w:spacing w:before="240" w:beforeAutospacing="0" w:after="240" w:afterAutospacing="0"/>
-      </w:pPr>
       <w:r>
         <w:rPr>
           <w:rStyle w:val="a3"/>
           <w:i/>
           <w:iCs/>
         </w:rPr>
-        <w:t>Химико-технологические данные</w:t>
-      </w:r>
-      <w:r>
         <w:t xml:space="preserve"> </w:t>
       </w:r>
       <w:r>
-        <w:t xml:space="preserve">содержат детальный компонентный состав транспортируемых сред, выраженный в мольных процентах. В ходе анализа идентифицировано более </w:t>
-      </w:r>
-      <w:r>
-        <w:t>50</w:t>
-      </w:r>
-      <w:r>
-        <w:t xml:space="preserve"> различных химических соединений</w:t>
-      </w:r>
-      <w:r>
-        <w:t>. Акц</w:t>
-      </w:r>
-      <w:r>
-        <w:t>ент</w:t>
-      </w:r>
-      <w:r>
-        <w:t xml:space="preserve"> был поставлен</w:t>
-      </w:r>
-      <w:r>
-        <w:t xml:space="preserve"> на </w:t>
+        <w:t>(таблица</w:t>
+      </w:r>
+      <w:r>
+        <w:t xml:space="preserve"> </w:t>
       </w:r>
       <w:proofErr w:type="spellStart"/>
       <w:r>
-        <w:t>высокоагрессивные</w:t>
+        <w:rPr>
+          <w:rStyle w:val="markdown-inline-code"/>
+        </w:rPr>
+        <w:t>measurements</w:t>
       </w:r>
       <w:proofErr w:type="spellEnd"/>
       <w:r>
-        <w:t xml:space="preserve"> компоненты, такие как сероводород (H₂S), хлор (</w:t>
-      </w:r>
-      <w:proofErr w:type="spellStart"/>
-      <w:r>
-        <w:t>Cl</w:t>
-      </w:r>
-      <w:proofErr w:type="spellEnd"/>
-      <w:r>
-        <w:t>₂), соляная кислота (</w:t>
-      </w:r>
-      <w:proofErr w:type="spellStart"/>
-      <w:r>
-        <w:t>HCl</w:t>
-      </w:r>
-      <w:proofErr w:type="spellEnd"/>
-      <w:r>
-        <w:t>), диоксид углерода (CO₂) и органические кислоты. Особую ценность для моделирования представляют данные о концентрациях ингибиторов коррозии, что позволяет оценить эффективность применяемых методов защиты.</w:t>
+        <w:t>; см. рис. 1).</w:t>
+      </w:r>
+      <w:r>
+        <w:t xml:space="preserve"> </w:t>
+      </w:r>
+      <w:r>
+        <w:t>представляют собой исторические записи ультразвуковых измерений толщины стенок с детализацией до уровня отдельных точек контроля (ММС – места измерения толщин). Массив данных включает дату измерения, фактическое и номинальное значения толщины, минимально допустимую толщину по проектным нормам, а также идентификаторы оборудования. Временная протяженность записей (до 15 лет) позволяет анализировать долгосрочную динамику деградации материала и определять скорость коррозии для каждого участка.</w:t>
       </w:r>
     </w:p>
     <w:p>
       <w:pPr>
         <w:pStyle w:val="ds-markdown-paragraph"/>
         <w:spacing w:before="240" w:beforeAutospacing="0" w:after="240" w:afterAutospacing="0"/>
+        <w:jc w:val="both"/>
       </w:pPr>
       <w:r>
         <w:rPr>
@@ -433,32 +628,169 @@
           <w:i/>
           <w:iCs/>
         </w:rPr>
-        <w:t>Конструкционно-справочные данные</w:t>
-      </w:r>
-      <w:r>
+        <w:t>Химико-технологические данные</w:t>
+      </w:r>
+      <w:r>
+        <w:rPr>
+          <w:rStyle w:val="a3"/>
+          <w:i/>
+          <w:iCs/>
+        </w:rPr>
         <w:t xml:space="preserve"> </w:t>
       </w:r>
       <w:r>
-        <w:t>включают исчерпывающие параметры элементов трубопроводов: марки сталей, геометрические характеристики, рабочие параметры (температура и давление), а также типы соединений и компонентов. Эти данные являются ключевыми для установления корреляции между свойствами материала, режимом эксплуатации и интенсивностью коррозионных процессов.</w:t>
+        <w:t xml:space="preserve">(таблицы </w:t>
+      </w:r>
+      <w:proofErr w:type="spellStart"/>
+      <w:r>
+        <w:rPr>
+          <w:rStyle w:val="markdown-inline-code"/>
+        </w:rPr>
+        <w:t>equipment_chemical_environment</w:t>
+      </w:r>
+      <w:proofErr w:type="spellEnd"/>
+      <w:r>
+        <w:t xml:space="preserve">, </w:t>
+      </w:r>
+      <w:proofErr w:type="spellStart"/>
+      <w:r>
+        <w:rPr>
+          <w:rStyle w:val="markdown-inline-code"/>
+        </w:rPr>
+        <w:t>substances</w:t>
+      </w:r>
+      <w:proofErr w:type="spellEnd"/>
+      <w:r>
+        <w:t xml:space="preserve">; см. рис. 1). </w:t>
+      </w:r>
+      <w:r>
+        <w:t xml:space="preserve">содержат детальный компонентный состав транспортируемых сред, выраженный в мольных процентах. В ходе анализа идентифицировано более </w:t>
+      </w:r>
+      <w:r>
+        <w:t>50</w:t>
+      </w:r>
+      <w:r>
+        <w:t xml:space="preserve"> различных химических соединений</w:t>
+      </w:r>
+      <w:r>
+        <w:t>. Акц</w:t>
+      </w:r>
+      <w:r>
+        <w:t>ент</w:t>
+      </w:r>
+      <w:r>
+        <w:t xml:space="preserve"> был поставлен</w:t>
+      </w:r>
+      <w:r>
+        <w:t xml:space="preserve"> на </w:t>
+      </w:r>
+      <w:proofErr w:type="spellStart"/>
+      <w:r>
+        <w:t>высокоагрессивные</w:t>
+      </w:r>
+      <w:proofErr w:type="spellEnd"/>
+      <w:r>
+        <w:t xml:space="preserve"> компоненты, такие как сероводород (H₂S), хлор (</w:t>
+      </w:r>
+      <w:proofErr w:type="spellStart"/>
+      <w:r>
+        <w:t>Cl</w:t>
+      </w:r>
+      <w:proofErr w:type="spellEnd"/>
+      <w:r>
+        <w:t>₂), соляная кислота (</w:t>
+      </w:r>
+      <w:proofErr w:type="spellStart"/>
+      <w:r>
+        <w:t>HCl</w:t>
+      </w:r>
+      <w:proofErr w:type="spellEnd"/>
+      <w:r>
+        <w:t>), диоксид углерода (CO₂) и органические кислоты</w:t>
+      </w:r>
+      <w:r>
+        <w:t xml:space="preserve"> </w:t>
+      </w:r>
+      <w:r>
+        <w:t>Особую ценность для моделирования представляют данные о концентрациях ингибиторов коррозии, что позволяет оценить эффективность применяемых методов защиты.</w:t>
       </w:r>
     </w:p>
     <w:p>
       <w:pPr>
         <w:pStyle w:val="ds-markdown-paragraph"/>
         <w:spacing w:before="240" w:beforeAutospacing="0" w:after="240" w:afterAutospacing="0"/>
-        <w:rPr>
-          <w:color w:val="FF0000"/>
-          <w:sz w:val="14"/>
-          <w:szCs w:val="14"/>
-        </w:rPr>
-      </w:pPr>
-      <w:r>
-        <w:rPr>
-          <w:color w:val="FF0000"/>
-          <w:sz w:val="14"/>
-          <w:szCs w:val="14"/>
-        </w:rPr>
-        <w:t>Интегрировать схему таблиц и представлений</w:t>
+        <w:jc w:val="both"/>
+      </w:pPr>
+      <w:r>
+        <w:rPr>
+          <w:rStyle w:val="a3"/>
+          <w:i/>
+          <w:iCs/>
+        </w:rPr>
+        <w:t>Конструкционно-справочные данные</w:t>
+      </w:r>
+      <w:r>
+        <w:t xml:space="preserve"> </w:t>
+      </w:r>
+      <w:r>
+        <w:t>включают</w:t>
+      </w:r>
+      <w:r>
+        <w:t xml:space="preserve">: </w:t>
+      </w:r>
+      <w:r>
+        <w:t>марки сталей, геометрические характеристики, рабочие параметры (температура и давление), а также типы соединений и компонентов</w:t>
+      </w:r>
+      <w:r>
+        <w:t xml:space="preserve"> </w:t>
+      </w:r>
+      <w:r>
+        <w:t>(таблицы</w:t>
+      </w:r>
+      <w:r>
+        <w:t xml:space="preserve"> </w:t>
+      </w:r>
+      <w:proofErr w:type="spellStart"/>
+      <w:r>
+        <w:rPr>
+          <w:rStyle w:val="markdown-inline-code"/>
+        </w:rPr>
+        <w:t>components</w:t>
+      </w:r>
+      <w:proofErr w:type="spellEnd"/>
+      <w:r>
+        <w:t xml:space="preserve">, </w:t>
+      </w:r>
+      <w:proofErr w:type="spellStart"/>
+      <w:r>
+        <w:rPr>
+          <w:rStyle w:val="markdown-inline-code"/>
+        </w:rPr>
+        <w:t>material_codes</w:t>
+      </w:r>
+      <w:proofErr w:type="spellEnd"/>
+      <w:r>
+        <w:t xml:space="preserve">, </w:t>
+      </w:r>
+      <w:proofErr w:type="spellStart"/>
+      <w:r>
+        <w:rPr>
+          <w:rStyle w:val="markdown-inline-code"/>
+        </w:rPr>
+        <w:t>equipment</w:t>
+      </w:r>
+      <w:proofErr w:type="spellEnd"/>
+      <w:r>
+        <w:t>; см. рис. 1).</w:t>
+      </w:r>
+      <w:r>
+        <w:t xml:space="preserve"> </w:t>
+      </w:r>
+      <w:r>
+        <w:t>Эти данные являются ключевыми для установления корреляции между свойствами материала, режимом эксплуатации и интенсивностью коррозионных процессов</w:t>
+      </w:r>
+      <w:r>
+        <w:t xml:space="preserve"> </w:t>
       </w:r>
     </w:p>
     <w:p>
@@ -473,12 +805,271 @@
       </w:pPr>
       <w:r>
         <w:rPr>
+          <w:noProof/>
+        </w:rPr>
+        <w:drawing>
+          <wp:inline distT="0" distB="0" distL="0" distR="0" wp14:anchorId="1975B00D" wp14:editId="70F64C84">
+            <wp:extent cx="5623560" cy="3965046"/>
+            <wp:effectExtent l="0" t="0" r="0" b="0"/>
+            <wp:docPr id="1" name="Рисунок 1"/>
+            <wp:cNvGraphicFramePr>
+              <a:graphicFrameLocks xmlns:a="http://schemas.openxmlformats.org/drawingml/2006/main" noChangeAspect="1"/>
+            </wp:cNvGraphicFramePr>
+            <a:graphic xmlns:a="http://schemas.openxmlformats.org/drawingml/2006/main">
+              <a:graphicData uri="http://schemas.openxmlformats.org/drawingml/2006/picture">
+                <pic:pic xmlns:pic="http://schemas.openxmlformats.org/drawingml/2006/picture">
+                  <pic:nvPicPr>
+                    <pic:cNvPr id="0" name="Picture 1"/>
+                    <pic:cNvPicPr>
+                      <a:picLocks noChangeAspect="1" noChangeArrowheads="1"/>
+                    </pic:cNvPicPr>
+                  </pic:nvPicPr>
+                  <pic:blipFill>
+                    <a:blip r:embed="rId7" cstate="print">
+                      <a:extLst>
+                        <a:ext uri="{28A0092B-C50C-407E-A947-70E740481C1C}">
+                          <a14:useLocalDpi xmlns:a14="http://schemas.microsoft.com/office/drawing/2010/main" val="0"/>
+                        </a:ext>
+                      </a:extLst>
+                    </a:blip>
+                    <a:srcRect/>
+                    <a:stretch>
+                      <a:fillRect/>
+                    </a:stretch>
+                  </pic:blipFill>
+                  <pic:spPr bwMode="auto">
+                    <a:xfrm>
+                      <a:off x="0" y="0"/>
+                      <a:ext cx="5626568" cy="3967167"/>
+                    </a:xfrm>
+                    <a:prstGeom prst="rect">
+                      <a:avLst/>
+                    </a:prstGeom>
+                    <a:noFill/>
+                    <a:ln>
+                      <a:noFill/>
+                    </a:ln>
+                  </pic:spPr>
+                </pic:pic>
+              </a:graphicData>
+            </a:graphic>
+          </wp:inline>
+        </w:drawing>
+      </w:r>
+    </w:p>
+    <w:p>
+      <w:pPr>
+        <w:jc w:val="center"/>
+        <w:rPr>
+          <w:rFonts w:ascii="Times New Roman" w:hAnsi="Times New Roman" w:cs="Times New Roman"/>
+          <w:i/>
+          <w:iCs/>
+          <w:sz w:val="24"/>
+          <w:szCs w:val="24"/>
+        </w:rPr>
+      </w:pPr>
+      <w:r>
+        <w:rPr>
+          <w:rFonts w:ascii="Times New Roman" w:hAnsi="Times New Roman" w:cs="Times New Roman"/>
+          <w:i/>
+          <w:iCs/>
+          <w:sz w:val="24"/>
+          <w:szCs w:val="24"/>
+        </w:rPr>
+        <w:t>Рисунок 1 –</w:t>
+      </w:r>
+      <w:r>
+        <w:rPr>
+          <w:rFonts w:ascii="Times New Roman" w:hAnsi="Times New Roman" w:cs="Times New Roman"/>
+          <w:i/>
+          <w:iCs/>
+          <w:sz w:val="24"/>
+          <w:szCs w:val="24"/>
+        </w:rPr>
+        <w:t xml:space="preserve"> </w:t>
+      </w:r>
+      <w:r>
+        <w:rPr>
+          <w:rFonts w:ascii="Times New Roman" w:hAnsi="Times New Roman" w:cs="Times New Roman"/>
+          <w:i/>
+          <w:iCs/>
+          <w:sz w:val="24"/>
+          <w:szCs w:val="24"/>
+        </w:rPr>
+        <w:t xml:space="preserve">Реляционная модель </w:t>
+      </w:r>
+      <w:r>
+        <w:rPr>
+          <w:rFonts w:ascii="Times New Roman" w:hAnsi="Times New Roman" w:cs="Times New Roman"/>
+          <w:i/>
+          <w:iCs/>
+          <w:sz w:val="24"/>
+          <w:szCs w:val="24"/>
+        </w:rPr>
+        <w:t xml:space="preserve">БД, </w:t>
+      </w:r>
+      <w:r>
+        <w:rPr>
+          <w:rFonts w:ascii="Times New Roman" w:hAnsi="Times New Roman" w:cs="Times New Roman"/>
+          <w:i/>
+          <w:iCs/>
+          <w:sz w:val="24"/>
+          <w:szCs w:val="24"/>
+        </w:rPr>
+        <w:t>основные сущности (</w:t>
+      </w:r>
+      <w:proofErr w:type="spellStart"/>
+      <w:r>
+        <w:rPr>
+          <w:rFonts w:ascii="Times New Roman" w:hAnsi="Times New Roman" w:cs="Times New Roman"/>
+          <w:i/>
+          <w:iCs/>
+          <w:sz w:val="24"/>
+          <w:szCs w:val="24"/>
+        </w:rPr>
+        <w:t>measurements</w:t>
+      </w:r>
+      <w:proofErr w:type="spellEnd"/>
+      <w:r>
+        <w:rPr>
+          <w:rFonts w:ascii="Times New Roman" w:hAnsi="Times New Roman" w:cs="Times New Roman"/>
+          <w:i/>
+          <w:iCs/>
+          <w:sz w:val="24"/>
+          <w:szCs w:val="24"/>
+        </w:rPr>
+        <w:t xml:space="preserve">, </w:t>
+      </w:r>
+      <w:proofErr w:type="spellStart"/>
+      <w:r>
+        <w:rPr>
+          <w:rFonts w:ascii="Times New Roman" w:hAnsi="Times New Roman" w:cs="Times New Roman"/>
+          <w:i/>
+          <w:iCs/>
+          <w:sz w:val="24"/>
+          <w:szCs w:val="24"/>
+        </w:rPr>
+        <w:t>components</w:t>
+      </w:r>
+      <w:proofErr w:type="spellEnd"/>
+      <w:r>
+        <w:rPr>
+          <w:rFonts w:ascii="Times New Roman" w:hAnsi="Times New Roman" w:cs="Times New Roman"/>
+          <w:i/>
+          <w:iCs/>
+          <w:sz w:val="24"/>
+          <w:szCs w:val="24"/>
+        </w:rPr>
+        <w:t xml:space="preserve">, </w:t>
+      </w:r>
+      <w:proofErr w:type="spellStart"/>
+      <w:r>
+        <w:rPr>
+          <w:rFonts w:ascii="Times New Roman" w:hAnsi="Times New Roman" w:cs="Times New Roman"/>
+          <w:i/>
+          <w:iCs/>
+          <w:sz w:val="24"/>
+          <w:szCs w:val="24"/>
+        </w:rPr>
+        <w:t>equipment</w:t>
+      </w:r>
+      <w:proofErr w:type="spellEnd"/>
+      <w:r>
+        <w:rPr>
+          <w:rFonts w:ascii="Times New Roman" w:hAnsi="Times New Roman" w:cs="Times New Roman"/>
+          <w:i/>
+          <w:iCs/>
+          <w:sz w:val="24"/>
+          <w:szCs w:val="24"/>
+        </w:rPr>
+        <w:t xml:space="preserve">, </w:t>
+      </w:r>
+      <w:proofErr w:type="spellStart"/>
+      <w:r>
+        <w:rPr>
+          <w:rFonts w:ascii="Times New Roman" w:hAnsi="Times New Roman" w:cs="Times New Roman"/>
+          <w:i/>
+          <w:iCs/>
+          <w:sz w:val="24"/>
+          <w:szCs w:val="24"/>
+        </w:rPr>
+        <w:t>material_codes</w:t>
+      </w:r>
+      <w:proofErr w:type="spellEnd"/>
+      <w:r>
+        <w:rPr>
+          <w:rFonts w:ascii="Times New Roman" w:hAnsi="Times New Roman" w:cs="Times New Roman"/>
+          <w:i/>
+          <w:iCs/>
+          <w:sz w:val="24"/>
+          <w:szCs w:val="24"/>
+        </w:rPr>
+        <w:t xml:space="preserve">, </w:t>
+      </w:r>
+      <w:proofErr w:type="spellStart"/>
+      <w:r>
+        <w:rPr>
+          <w:rFonts w:ascii="Times New Roman" w:hAnsi="Times New Roman" w:cs="Times New Roman"/>
+          <w:i/>
+          <w:iCs/>
+          <w:sz w:val="24"/>
+          <w:szCs w:val="24"/>
+        </w:rPr>
+        <w:t>equipment_chemical_environment</w:t>
+      </w:r>
+      <w:proofErr w:type="spellEnd"/>
+      <w:r>
+        <w:rPr>
+          <w:rFonts w:ascii="Times New Roman" w:hAnsi="Times New Roman" w:cs="Times New Roman"/>
+          <w:i/>
+          <w:iCs/>
+          <w:sz w:val="24"/>
+          <w:szCs w:val="24"/>
+        </w:rPr>
+        <w:t xml:space="preserve">, </w:t>
+      </w:r>
+      <w:proofErr w:type="spellStart"/>
+      <w:r>
+        <w:rPr>
+          <w:rFonts w:ascii="Times New Roman" w:hAnsi="Times New Roman" w:cs="Times New Roman"/>
+          <w:i/>
+          <w:iCs/>
+          <w:sz w:val="24"/>
+          <w:szCs w:val="24"/>
+        </w:rPr>
+        <w:t>substances</w:t>
+      </w:r>
+      <w:proofErr w:type="spellEnd"/>
+      <w:r>
+        <w:rPr>
+          <w:rFonts w:ascii="Times New Roman" w:hAnsi="Times New Roman" w:cs="Times New Roman"/>
+          <w:i/>
+          <w:iCs/>
+          <w:sz w:val="24"/>
+          <w:szCs w:val="24"/>
+        </w:rPr>
+        <w:t>), внешние ключи и представления.</w:t>
+      </w:r>
+    </w:p>
+    <w:p>
+      <w:pPr>
+        <w:rPr>
           <w:rFonts w:ascii="Times New Roman" w:hAnsi="Times New Roman" w:cs="Times New Roman"/>
           <w:b/>
           <w:bCs/>
           <w:sz w:val="24"/>
           <w:szCs w:val="24"/>
         </w:rPr>
+      </w:pPr>
+      <w:r>
+        <w:rPr>
+          <w:rFonts w:ascii="Times New Roman" w:hAnsi="Times New Roman" w:cs="Times New Roman"/>
+          <w:b/>
+          <w:bCs/>
+          <w:sz w:val="24"/>
+          <w:szCs w:val="24"/>
+        </w:rPr>
+        <w:lastRenderedPageBreak/>
         <w:t>3.</w:t>
       </w:r>
       <w:r>
@@ -841,19 +1432,7 @@
           <w:lang w:eastAsia="ru-RU"/>
           <w14:ligatures w14:val="none"/>
         </w:rPr>
-        <w:t xml:space="preserve">Дополнительно произведена систематическая классификация компонентов по типам (прямые участки, отводы, тройники, переходы) с присвоением уникальных идентификаторов для каждой категории. Данная классификация позволяет учитывать </w:t>
-      </w:r>
-      <w:r>
-        <w:rPr>
-          <w:rFonts w:ascii="Times New Roman" w:eastAsia="Times New Roman" w:hAnsi="Times New Roman" w:cs="Times New Roman"/>
-          <w:kern w:val="0"/>
-          <w:sz w:val="24"/>
-          <w:szCs w:val="24"/>
-          <w:lang w:eastAsia="ru-RU"/>
-          <w14:ligatures w14:val="none"/>
-        </w:rPr>
-        <w:lastRenderedPageBreak/>
-        <w:t>особенности коррозионного износа в зависимости от геометрии компонента и локальных гидродинамических условий.</w:t>
+        <w:t>Дополнительно произведена систематическая классификация компонентов по типам (прямые участки, отводы, тройники, переходы) с присвоением уникальных идентификаторов для каждой категории. Данная классификация позволяет учитывать особенности коррозионного износа в зависимости от геометрии компонента и локальных гидродинамических условий.</w:t>
       </w:r>
     </w:p>
     <w:p>
@@ -1305,6 +1884,7 @@
               <w:sz w:val="24"/>
               <w:szCs w:val="24"/>
             </w:rPr>
+            <w:lastRenderedPageBreak/>
             <m:t>∣</m:t>
           </m:r>
           <m:r>
@@ -1783,20 +2363,7 @@
           <w:lang w:eastAsia="ru-RU"/>
           <w14:ligatures w14:val="none"/>
         </w:rPr>
-        <w:t xml:space="preserve">Применение оконной функции LAG </w:t>
-      </w:r>
-      <w:r>
-        <w:rPr>
-          <w:rFonts w:ascii="Times New Roman" w:eastAsia="Times New Roman" w:hAnsi="Times New Roman" w:cs="Times New Roman"/>
-          <w:color w:val="FF0000"/>
-          <w:kern w:val="0"/>
-          <w:sz w:val="24"/>
-          <w:szCs w:val="24"/>
-          <w:lang w:eastAsia="ru-RU"/>
-          <w14:ligatures w14:val="none"/>
-        </w:rPr>
-        <w:lastRenderedPageBreak/>
-        <w:t>обеспечило доступ к предыдущим измерениям для каждой точки контроля, что позволило вычислить скорость коррозии по формуле:</w:t>
+        <w:t>Применение оконной функции LAG обеспечило доступ к предыдущим измерениям для каждой точки контроля, что позволило вычислить скорость коррозии по формуле:</w:t>
       </w:r>
     </w:p>
     <w:p>
@@ -2306,6 +2873,7 @@
           <w:lang w:eastAsia="ru-RU"/>
           <w14:ligatures w14:val="none"/>
         </w:rPr>
+        <w:lastRenderedPageBreak/>
         <w:t>Шкала была сформирована на основании комплексного анализа отраслевых стандартов (ISO 15156/NACE MR0175</w:t>
       </w:r>
       <w:r>
@@ -3116,7 +3684,6 @@
                 <w:sz w:val="20"/>
                 <w:szCs w:val="20"/>
               </w:rPr>
-              <w:lastRenderedPageBreak/>
               <w:t>Аустенитная</w:t>
             </w:r>
             <w:proofErr w:type="spellEnd"/>
@@ -3965,6 +4532,7 @@
           <w:sz w:val="24"/>
           <w:szCs w:val="24"/>
         </w:rPr>
+        <w:lastRenderedPageBreak/>
         <w:t>Внедрение данного коэффициента стойкости позволяет перейти от неструктурированных наименований материалов к количественному признаку, что значительно повышает информативность данных для последующего построения прогнозных моделей машинного обучения.</w:t>
       </w:r>
     </w:p>
@@ -4498,7 +5066,6 @@
           <w:lang w:eastAsia="ru-RU"/>
           <w14:ligatures w14:val="none"/>
         </w:rPr>
-        <w:lastRenderedPageBreak/>
         <w:t>,</w:t>
       </w:r>
       <w:r>
@@ -5381,6 +5948,7 @@
                 <w:sz w:val="20"/>
                 <w:szCs w:val="20"/>
               </w:rPr>
+              <w:lastRenderedPageBreak/>
               <w:t>Хлор (</w:t>
             </w:r>
             <w:proofErr w:type="spellStart"/>
@@ -5815,6 +6383,162 @@
         </w:rPr>
         <w:lastRenderedPageBreak/>
         <w:t>БИБЛИОГРАФИЧЕСКИЙ СПИСОК</w:t>
+      </w:r>
+    </w:p>
+    <w:p>
+      <w:pPr>
+        <w:spacing w:before="240" w:after="240" w:line="240" w:lineRule="auto"/>
+        <w:rPr>
+          <w:rFonts w:ascii="Times New Roman" w:eastAsia="Times New Roman" w:hAnsi="Times New Roman" w:cs="Times New Roman"/>
+          <w:color w:val="000000" w:themeColor="text1"/>
+          <w:kern w:val="0"/>
+          <w:sz w:val="24"/>
+          <w:szCs w:val="24"/>
+          <w:lang w:eastAsia="ru-RU"/>
+          <w14:ligatures w14:val="none"/>
+        </w:rPr>
+      </w:pPr>
+      <w:r>
+        <w:rPr>
+          <w:rFonts w:ascii="Times New Roman" w:eastAsia="Times New Roman" w:hAnsi="Times New Roman" w:cs="Times New Roman"/>
+          <w:color w:val="000000" w:themeColor="text1"/>
+          <w:kern w:val="0"/>
+          <w:sz w:val="24"/>
+          <w:szCs w:val="24"/>
+          <w:lang w:eastAsia="ru-RU"/>
+          <w14:ligatures w14:val="none"/>
+        </w:rPr>
+        <w:t xml:space="preserve">[0.1] Акимов А.А., </w:t>
+      </w:r>
+      <w:proofErr w:type="spellStart"/>
+      <w:r>
+        <w:rPr>
+          <w:rFonts w:ascii="Times New Roman" w:eastAsia="Times New Roman" w:hAnsi="Times New Roman" w:cs="Times New Roman"/>
+          <w:color w:val="000000" w:themeColor="text1"/>
+          <w:kern w:val="0"/>
+          <w:sz w:val="24"/>
+          <w:szCs w:val="24"/>
+          <w:lang w:eastAsia="ru-RU"/>
+          <w14:ligatures w14:val="none"/>
+        </w:rPr>
+        <w:t>Валитов</w:t>
+      </w:r>
+      <w:proofErr w:type="spellEnd"/>
+      <w:r>
+        <w:rPr>
+          <w:rFonts w:ascii="Times New Roman" w:eastAsia="Times New Roman" w:hAnsi="Times New Roman" w:cs="Times New Roman"/>
+          <w:color w:val="000000" w:themeColor="text1"/>
+          <w:kern w:val="0"/>
+          <w:sz w:val="24"/>
+          <w:szCs w:val="24"/>
+          <w:lang w:eastAsia="ru-RU"/>
+          <w14:ligatures w14:val="none"/>
+        </w:rPr>
+        <w:t xml:space="preserve"> Д.Р., </w:t>
+      </w:r>
+      <w:proofErr w:type="spellStart"/>
+      <w:r>
+        <w:rPr>
+          <w:rFonts w:ascii="Times New Roman" w:eastAsia="Times New Roman" w:hAnsi="Times New Roman" w:cs="Times New Roman"/>
+          <w:color w:val="000000" w:themeColor="text1"/>
+          <w:kern w:val="0"/>
+          <w:sz w:val="24"/>
+          <w:szCs w:val="24"/>
+          <w:lang w:eastAsia="ru-RU"/>
+          <w14:ligatures w14:val="none"/>
+        </w:rPr>
+        <w:t>Кубряк</w:t>
+      </w:r>
+      <w:proofErr w:type="spellEnd"/>
+      <w:r>
+        <w:rPr>
+          <w:rFonts w:ascii="Times New Roman" w:eastAsia="Times New Roman" w:hAnsi="Times New Roman" w:cs="Times New Roman"/>
+          <w:color w:val="000000" w:themeColor="text1"/>
+          <w:kern w:val="0"/>
+          <w:sz w:val="24"/>
+          <w:szCs w:val="24"/>
+          <w:lang w:eastAsia="ru-RU"/>
+          <w14:ligatures w14:val="none"/>
+        </w:rPr>
+        <w:t xml:space="preserve"> А.И. Предварительная обработка данных для машинного обучения. Научное обозрение. Технические науки, № 2, 2022.</w:t>
+      </w:r>
+    </w:p>
+    <w:p>
+      <w:pPr>
+        <w:spacing w:before="240" w:after="240" w:line="240" w:lineRule="auto"/>
+        <w:rPr>
+          <w:rFonts w:ascii="Times New Roman" w:eastAsia="Times New Roman" w:hAnsi="Times New Roman" w:cs="Times New Roman"/>
+          <w:color w:val="000000" w:themeColor="text1"/>
+          <w:kern w:val="0"/>
+          <w:sz w:val="24"/>
+          <w:szCs w:val="24"/>
+          <w:lang w:eastAsia="ru-RU"/>
+          <w14:ligatures w14:val="none"/>
+        </w:rPr>
+      </w:pPr>
+      <w:r>
+        <w:rPr>
+          <w:rFonts w:ascii="Times New Roman" w:eastAsia="Times New Roman" w:hAnsi="Times New Roman" w:cs="Times New Roman"/>
+          <w:color w:val="000000" w:themeColor="text1"/>
+          <w:kern w:val="0"/>
+          <w:sz w:val="24"/>
+          <w:szCs w:val="24"/>
+          <w:lang w:eastAsia="ru-RU"/>
+          <w14:ligatures w14:val="none"/>
+        </w:rPr>
+        <w:t xml:space="preserve">[0.2] Вовченко В.О., Светличная В.А., Андриевская Н.К. Формирование </w:t>
+      </w:r>
+      <w:proofErr w:type="spellStart"/>
+      <w:r>
+        <w:rPr>
+          <w:rFonts w:ascii="Times New Roman" w:eastAsia="Times New Roman" w:hAnsi="Times New Roman" w:cs="Times New Roman"/>
+          <w:color w:val="000000" w:themeColor="text1"/>
+          <w:kern w:val="0"/>
+          <w:sz w:val="24"/>
+          <w:szCs w:val="24"/>
+          <w:lang w:eastAsia="ru-RU"/>
+          <w14:ligatures w14:val="none"/>
+        </w:rPr>
+        <w:t>датасета</w:t>
+      </w:r>
+      <w:proofErr w:type="spellEnd"/>
+      <w:r>
+        <w:rPr>
+          <w:rFonts w:ascii="Times New Roman" w:eastAsia="Times New Roman" w:hAnsi="Times New Roman" w:cs="Times New Roman"/>
+          <w:color w:val="000000" w:themeColor="text1"/>
+          <w:kern w:val="0"/>
+          <w:sz w:val="24"/>
+          <w:szCs w:val="24"/>
+          <w:lang w:eastAsia="ru-RU"/>
+          <w14:ligatures w14:val="none"/>
+        </w:rPr>
+        <w:t xml:space="preserve"> для решения задач машинного обучения. Информатика и кибернетика, № 2(32), </w:t>
+      </w:r>
+      <w:proofErr w:type="spellStart"/>
+      <w:r>
+        <w:rPr>
+          <w:rFonts w:ascii="Times New Roman" w:eastAsia="Times New Roman" w:hAnsi="Times New Roman" w:cs="Times New Roman"/>
+          <w:color w:val="000000" w:themeColor="text1"/>
+          <w:kern w:val="0"/>
+          <w:sz w:val="24"/>
+          <w:szCs w:val="24"/>
+          <w:lang w:eastAsia="ru-RU"/>
+          <w14:ligatures w14:val="none"/>
+        </w:rPr>
+        <w:t>ДонНТУ</w:t>
+      </w:r>
+      <w:proofErr w:type="spellEnd"/>
+      <w:r>
+        <w:rPr>
+          <w:rFonts w:ascii="Times New Roman" w:eastAsia="Times New Roman" w:hAnsi="Times New Roman" w:cs="Times New Roman"/>
+          <w:color w:val="000000" w:themeColor="text1"/>
+          <w:kern w:val="0"/>
+          <w:sz w:val="24"/>
+          <w:szCs w:val="24"/>
+          <w:lang w:eastAsia="ru-RU"/>
+          <w14:ligatures w14:val="none"/>
+        </w:rPr>
+        <w:t>, Донецк, 2023.</w:t>
       </w:r>
     </w:p>
     <w:p>
@@ -6765,9 +7489,9 @@
     </w:lvl>
   </w:abstractNum>
   <w:abstractNum w:abstractNumId="4" w15:restartNumberingAfterBreak="0">
-    <w:nsid w:val="6EC95938"/>
+    <w:nsid w:val="6E987F7B"/>
     <w:multiLevelType w:val="hybridMultilevel"/>
-    <w:tmpl w:val="073ABD4C"/>
+    <w:tmpl w:val="B7DAD50E"/>
     <w:lvl w:ilvl="0" w:tplc="04190001">
       <w:start w:val="1"/>
       <w:numFmt w:val="bullet"/>
@@ -6878,6 +7602,119 @@
     </w:lvl>
   </w:abstractNum>
   <w:abstractNum w:abstractNumId="5" w15:restartNumberingAfterBreak="0">
+    <w:nsid w:val="6EC95938"/>
+    <w:multiLevelType w:val="hybridMultilevel"/>
+    <w:tmpl w:val="073ABD4C"/>
+    <w:lvl w:ilvl="0" w:tplc="04190001">
+      <w:start w:val="1"/>
+      <w:numFmt w:val="bullet"/>
+      <w:lvlText w:val=""/>
+      <w:lvlJc w:val="left"/>
+      <w:pPr>
+        <w:ind w:left="720" w:hanging="360"/>
+      </w:pPr>
+      <w:rPr>
+        <w:rFonts w:ascii="Symbol" w:hAnsi="Symbol" w:hint="default"/>
+      </w:rPr>
+    </w:lvl>
+    <w:lvl w:ilvl="1" w:tplc="04190003" w:tentative="1">
+      <w:start w:val="1"/>
+      <w:numFmt w:val="bullet"/>
+      <w:lvlText w:val="o"/>
+      <w:lvlJc w:val="left"/>
+      <w:pPr>
+        <w:ind w:left="1440" w:hanging="360"/>
+      </w:pPr>
+      <w:rPr>
+        <w:rFonts w:ascii="Courier New" w:hAnsi="Courier New" w:cs="Courier New" w:hint="default"/>
+      </w:rPr>
+    </w:lvl>
+    <w:lvl w:ilvl="2" w:tplc="04190005" w:tentative="1">
+      <w:start w:val="1"/>
+      <w:numFmt w:val="bullet"/>
+      <w:lvlText w:val=""/>
+      <w:lvlJc w:val="left"/>
+      <w:pPr>
+        <w:ind w:left="2160" w:hanging="360"/>
+      </w:pPr>
+      <w:rPr>
+        <w:rFonts w:ascii="Wingdings" w:hAnsi="Wingdings" w:hint="default"/>
+      </w:rPr>
+    </w:lvl>
+    <w:lvl w:ilvl="3" w:tplc="04190001" w:tentative="1">
+      <w:start w:val="1"/>
+      <w:numFmt w:val="bullet"/>
+      <w:lvlText w:val=""/>
+      <w:lvlJc w:val="left"/>
+      <w:pPr>
+        <w:ind w:left="2880" w:hanging="360"/>
+      </w:pPr>
+      <w:rPr>
+        <w:rFonts w:ascii="Symbol" w:hAnsi="Symbol" w:hint="default"/>
+      </w:rPr>
+    </w:lvl>
+    <w:lvl w:ilvl="4" w:tplc="04190003" w:tentative="1">
+      <w:start w:val="1"/>
+      <w:numFmt w:val="bullet"/>
+      <w:lvlText w:val="o"/>
+      <w:lvlJc w:val="left"/>
+      <w:pPr>
+        <w:ind w:left="3600" w:hanging="360"/>
+      </w:pPr>
+      <w:rPr>
+        <w:rFonts w:ascii="Courier New" w:hAnsi="Courier New" w:cs="Courier New" w:hint="default"/>
+      </w:rPr>
+    </w:lvl>
+    <w:lvl w:ilvl="5" w:tplc="04190005" w:tentative="1">
+      <w:start w:val="1"/>
+      <w:numFmt w:val="bullet"/>
+      <w:lvlText w:val=""/>
+      <w:lvlJc w:val="left"/>
+      <w:pPr>
+        <w:ind w:left="4320" w:hanging="360"/>
+      </w:pPr>
+      <w:rPr>
+        <w:rFonts w:ascii="Wingdings" w:hAnsi="Wingdings" w:hint="default"/>
+      </w:rPr>
+    </w:lvl>
+    <w:lvl w:ilvl="6" w:tplc="04190001" w:tentative="1">
+      <w:start w:val="1"/>
+      <w:numFmt w:val="bullet"/>
+      <w:lvlText w:val=""/>
+      <w:lvlJc w:val="left"/>
+      <w:pPr>
+        <w:ind w:left="5040" w:hanging="360"/>
+      </w:pPr>
+      <w:rPr>
+        <w:rFonts w:ascii="Symbol" w:hAnsi="Symbol" w:hint="default"/>
+      </w:rPr>
+    </w:lvl>
+    <w:lvl w:ilvl="7" w:tplc="04190003" w:tentative="1">
+      <w:start w:val="1"/>
+      <w:numFmt w:val="bullet"/>
+      <w:lvlText w:val="o"/>
+      <w:lvlJc w:val="left"/>
+      <w:pPr>
+        <w:ind w:left="5760" w:hanging="360"/>
+      </w:pPr>
+      <w:rPr>
+        <w:rFonts w:ascii="Courier New" w:hAnsi="Courier New" w:cs="Courier New" w:hint="default"/>
+      </w:rPr>
+    </w:lvl>
+    <w:lvl w:ilvl="8" w:tplc="04190005" w:tentative="1">
+      <w:start w:val="1"/>
+      <w:numFmt w:val="bullet"/>
+      <w:lvlText w:val=""/>
+      <w:lvlJc w:val="left"/>
+      <w:pPr>
+        <w:ind w:left="6480" w:hanging="360"/>
+      </w:pPr>
+      <w:rPr>
+        <w:rFonts w:ascii="Wingdings" w:hAnsi="Wingdings" w:hint="default"/>
+      </w:rPr>
+    </w:lvl>
+  </w:abstractNum>
+  <w:abstractNum w:abstractNumId="6" w15:restartNumberingAfterBreak="0">
     <w:nsid w:val="770E2782"/>
     <w:multiLevelType w:val="multilevel"/>
     <w:tmpl w:val="D97AB8A2"/>
@@ -7030,10 +7867,10 @@
     <w:abstractNumId w:val="3"/>
   </w:num>
   <w:num w:numId="2">
-    <w:abstractNumId w:val="5"/>
+    <w:abstractNumId w:val="6"/>
   </w:num>
   <w:num w:numId="3">
-    <w:abstractNumId w:val="4"/>
+    <w:abstractNumId w:val="5"/>
   </w:num>
   <w:num w:numId="4">
     <w:abstractNumId w:val="2"/>
@@ -7043,6 +7880,9 @@
   </w:num>
   <w:num w:numId="6">
     <w:abstractNumId w:val="1"/>
+  </w:num>
+  <w:num w:numId="7">
+    <w:abstractNumId w:val="4"/>
   </w:num>
 </w:numbering>
 </file>
@@ -7720,6 +8560,11 @@
       <w:vertAlign w:val="superscript"/>
     </w:rPr>
   </w:style>
+  <w:style w:type="character" w:customStyle="1" w:styleId="markdown-inline-code">
+    <w:name w:val="markdown-inline-code"/>
+    <w:basedOn w:val="a0"/>
+    <w:rsid w:val="00D60A4F"/>
+  </w:style>
 </w:styles>
 </file>
 
